--- a/tech_cards/Цех вакуумной упаковки готовой продукции_tech_card.docx
+++ b/tech_cards/Цех вакуумной упаковки готовой продукции_tech_card.docx
@@ -2609,25 +2609,6 @@
       <w:tr>
         <w:tc>
           <w:tcPr>
-            <w:tcW w:w="15876" w:type="dxa"/>
-            <w:gridSpan w:val="12"/>
-            <w:shd w:val="clear" w:color="auto" w:fill="D2D2D2"/>
-          </w:tcPr>
-          <w:p>
-            <w:r>
-              <w:rPr>
-                <w:sz w:val="14"/>
-                <w:rFonts w:ascii="Arial" w:hAnsi="Arial"/>
-                <w:b/>
-              </w:rPr>
-              <w:t xml:space="preserve">Санитарная обработка производственного инвентаря, посуды</w:t>
-            </w:r>
-          </w:p>
-        </w:tc>
-      </w:tr>
-      <w:tr>
-        <w:tc>
-          <w:tcPr>
             <w:tcW w:w="1688" w:type="dxa"/>
             <w:vMerge w:val="restart"/>
           </w:tcPr>
@@ -2637,7 +2618,7 @@
                 <w:sz w:val="14"/>
                 <w:rFonts w:ascii="Arial" w:hAnsi="Arial"/>
               </w:rPr>
-              <w:t xml:space="preserve">доски, съёмные детали оборудования из нержавеющей стали</w:t>
+              <w:t xml:space="preserve">санитарный пост</w:t>
             </w:r>
           </w:p>
         </w:tc>
@@ -2698,7 +2679,24 @@
                 <w:b/>
                 <w:sz w:val="14"/>
               </w:rPr>
-              <w:t>ХИМИТЕК КУХМАСТЕР-ПРОФИ</w:t>
+              <w:t>ХИМИТЕК ЧУДОДЕЙ</w:t>
+            </w:r>
+            <w:r>
+              <w:rPr>
+                <w:rFonts w:ascii="Arial" w:hAnsi="Arial"/>
+                <w:b/>
+                <w:sz w:val="14"/>
+                <w:vertAlign w:val="superscript"/>
+              </w:rPr>
+              <w:t>®</w:t>
+            </w:r>
+            <w:r>
+              <w:rPr>
+                <w:rFonts w:ascii="Arial" w:hAnsi="Arial"/>
+                <w:b/>
+                <w:sz w:val="14"/>
+              </w:rPr>
+              <w:t>-КОМБИ-ПЕНАКТИВ</w:t>
             </w:r>
           </w:p>
         </w:tc>
@@ -2712,7 +2710,7 @@
                 <w:sz w:val="14"/>
                 <w:rFonts w:ascii="Arial" w:hAnsi="Arial"/>
               </w:rPr>
-              <w:t xml:space="preserve">механизированный</w:t>
+              <w:t xml:space="preserve">ручной (протирание, обработка щеткой)</w:t>
             </w:r>
           </w:p>
         </w:tc>
@@ -2729,7 +2727,7 @@
                 <w:rFonts w:ascii="Arial" w:hAnsi="Arial"/>
                 <w:sz w:val="14"/>
               </w:rPr>
-              <w:t>0,1% - 0,2%</w:t>
+              <w:t>2,0 % - 3,0 %</w:t>
             </w:r>
             <w:r>
               <w:br/>
@@ -2739,7 +2737,7 @@
                 <w:rFonts w:ascii="Arial" w:hAnsi="Arial"/>
                 <w:sz w:val="14"/>
               </w:rPr>
-              <w:t>ПММ</w:t>
+              <w:t>спрей-система ProTwin</w:t>
             </w:r>
           </w:p>
         </w:tc>
@@ -2756,7 +2754,7 @@
                 <w:sz w:val="14"/>
                 <w:rFonts w:ascii="Arial" w:hAnsi="Arial"/>
               </w:rPr>
-              <w:t xml:space="preserve">50-60°C</w:t>
+              <w:t xml:space="preserve">18-20 °C</w:t>
             </w:r>
           </w:p>
         </w:tc>
@@ -2773,7 +2771,7 @@
                 <w:sz w:val="14"/>
                 <w:rFonts w:ascii="Arial" w:hAnsi="Arial"/>
               </w:rPr>
-              <w:t xml:space="preserve">согласно программе мойки</w:t>
+              <w:t xml:space="preserve">___________</w:t>
             </w:r>
           </w:p>
         </w:tc>
@@ -2823,7 +2821,7 @@
                 <w:sz w:val="14"/>
                 <w:rFonts w:ascii="Arial" w:hAnsi="Arial"/>
               </w:rPr>
-              <w:t xml:space="preserve">после каждого использования</w:t>
+              <w:t xml:space="preserve">1 раз в смену</w:t>
             </w:r>
           </w:p>
         </w:tc>
@@ -2853,7 +2851,7 @@
                 <w:sz w:val="14"/>
                 <w:rFonts w:ascii="Arial" w:hAnsi="Arial"/>
               </w:rPr>
-              <w:t xml:space="preserve">визуальный контроль, химический контроль, микробиологический контроль /сотрудник отдела качества</w:t>
+              <w:t xml:space="preserve">визуальный контроль/сотрудник отдела качества</w:t>
             </w:r>
           </w:p>
         </w:tc>
@@ -2876,7 +2874,7 @@
                 <w:sz w:val="14"/>
                 <w:rFonts w:ascii="Arial" w:hAnsi="Arial"/>
               </w:rPr>
-              <w:t xml:space="preserve">ополаскивание</w:t>
+              <w:t xml:space="preserve">дезинфекция</w:t>
             </w:r>
           </w:p>
         </w:tc>
@@ -2896,7 +2894,7 @@
         <w:tc>
           <w:tcPr>
             <w:tcW w:w="1913" w:type="dxa"/>
-            <w:shd w:val="clear" w:color="auto" w:fill="FFCCCC"/>
+            <w:shd w:val="clear" w:color="auto" w:fill="FFFFCC"/>
           </w:tcPr>
           <w:p>
             <w:pPr>
@@ -2911,7 +2909,16 @@
                 <w:b/>
                 <w:sz w:val="14"/>
               </w:rPr>
-              <w:t>ХИМИТЕК КУХМАСТЕР-ОПОЛАСКИВАТЕЛЬ</w:t>
+              <w:t>ПОЛИДЕЗ</w:t>
+            </w:r>
+            <w:r>
+              <w:rPr>
+                <w:rFonts w:ascii="Arial" w:hAnsi="Arial"/>
+                <w:b/>
+                <w:sz w:val="14"/>
+                <w:vertAlign w:val="superscript"/>
+              </w:rPr>
+              <w:t>®</w:t>
             </w:r>
           </w:p>
         </w:tc>
@@ -2925,7 +2932,7 @@
                 <w:sz w:val="14"/>
                 <w:rFonts w:ascii="Arial" w:hAnsi="Arial"/>
               </w:rPr>
-              <w:t xml:space="preserve">механизированный</w:t>
+              <w:t xml:space="preserve">ручной (протирание)</w:t>
             </w:r>
           </w:p>
         </w:tc>
@@ -2942,7 +2949,7 @@
                 <w:rFonts w:ascii="Arial" w:hAnsi="Arial"/>
                 <w:sz w:val="14"/>
               </w:rPr>
-              <w:t>0,01% - 0,02%</w:t>
+              <w:t>1,0 %</w:t>
             </w:r>
             <w:r>
               <w:br/>
@@ -2952,7 +2959,7 @@
                 <w:rFonts w:ascii="Arial" w:hAnsi="Arial"/>
                 <w:sz w:val="14"/>
               </w:rPr>
-              <w:t>ПММ</w:t>
+              <w:t>спрей-система ProTwin</w:t>
             </w:r>
           </w:p>
         </w:tc>
@@ -2969,7 +2976,7 @@
                 <w:sz w:val="14"/>
                 <w:rFonts w:ascii="Arial" w:hAnsi="Arial"/>
               </w:rPr>
-              <w:t xml:space="preserve">60-80°C</w:t>
+              <w:t xml:space="preserve">18-20 °C</w:t>
             </w:r>
           </w:p>
         </w:tc>
@@ -2986,7 +2993,7 @@
                 <w:sz w:val="14"/>
                 <w:rFonts w:ascii="Arial" w:hAnsi="Arial"/>
               </w:rPr>
-              <w:t xml:space="preserve">согласно программе мойки</w:t>
+              <w:t xml:space="preserve">20 мин</w:t>
             </w:r>
           </w:p>
         </w:tc>
@@ -3031,6 +3038,256 @@
         <w:tc>
           <w:tcPr>
             <w:tcW w:w="1688" w:type="dxa"/>
+            <w:vMerge w:val="restart"/>
+          </w:tcPr>
+          <w:p>
+            <w:r>
+              <w:rPr>
+                <w:sz w:val="14"/>
+                <w:rFonts w:ascii="Arial" w:hAnsi="Arial"/>
+              </w:rPr>
+              <w:t xml:space="preserve">диспенсер/держатель для полотенец</w:t>
+            </w:r>
+          </w:p>
+        </w:tc>
+        <w:tc>
+          <w:tcPr>
+            <w:tcW w:w="1408" w:type="dxa"/>
+          </w:tcPr>
+          <w:p>
+            <w:r>
+              <w:rPr>
+                <w:sz w:val="14"/>
+                <w:rFonts w:ascii="Arial" w:hAnsi="Arial"/>
+              </w:rPr>
+              <w:t xml:space="preserve">мойка</w:t>
+            </w:r>
+          </w:p>
+        </w:tc>
+        <w:tc>
+          <w:tcPr>
+            <w:tcW w:w="506" w:type="dxa"/>
+            <w:vMerge w:val="restart"/>
+            <w:tcMar>
+              <w:left w:w="0" w:type="dxa"/>
+              <w:right w:w="0" w:type="dxa"/>
+            </w:tcMar>
+            <w:textDirection w:val="btLr"/>
+            <w:vAlign w:val="center"/>
+          </w:tcPr>
+          <w:p>
+            <w:pPr>
+              <w:ind w:left="113" w:right="113"/>
+              <w:jc w:val="center"/>
+            </w:pPr>
+            <w:r>
+              <w:rPr>
+                <w:sz w:val="14"/>
+                <w:rFonts w:ascii="Arial" w:hAnsi="Arial"/>
+              </w:rPr>
+              <w:t xml:space="preserve"/>
+            </w:r>
+          </w:p>
+        </w:tc>
+        <w:tc>
+          <w:tcPr>
+            <w:tcW w:w="1913" w:type="dxa"/>
+            <w:shd w:val="clear" w:color="auto" w:fill="99CCFF"/>
+          </w:tcPr>
+          <w:p>
+            <w:pPr>
+              <w:rPr>
+                <w:b/>
+                <w:bCs/>
+              </w:rPr>
+            </w:pPr>
+            <w:r>
+              <w:rPr>
+                <w:rFonts w:ascii="Arial" w:hAnsi="Arial"/>
+                <w:b/>
+                <w:sz w:val="14"/>
+              </w:rPr>
+              <w:t>ХИМИТЕК ЧУДОДЕЙ</w:t>
+            </w:r>
+            <w:r>
+              <w:rPr>
+                <w:rFonts w:ascii="Arial" w:hAnsi="Arial"/>
+                <w:b/>
+                <w:sz w:val="14"/>
+                <w:vertAlign w:val="superscript"/>
+              </w:rPr>
+              <w:t>®</w:t>
+            </w:r>
+            <w:r>
+              <w:rPr>
+                <w:rFonts w:ascii="Arial" w:hAnsi="Arial"/>
+                <w:b/>
+                <w:sz w:val="14"/>
+              </w:rPr>
+              <w:t>-КОМБИ-ПЕНАКТИВ</w:t>
+            </w:r>
+          </w:p>
+        </w:tc>
+        <w:tc>
+          <w:tcPr>
+            <w:tcW w:w="1520" w:type="dxa"/>
+          </w:tcPr>
+          <w:p>
+            <w:r>
+              <w:rPr>
+                <w:sz w:val="14"/>
+                <w:rFonts w:ascii="Arial" w:hAnsi="Arial"/>
+              </w:rPr>
+              <w:t xml:space="preserve">ручной (протирание, обработка щеткой)</w:t>
+            </w:r>
+          </w:p>
+        </w:tc>
+        <w:tc>
+          <w:tcPr>
+            <w:tcW w:w="2025" w:type="dxa"/>
+          </w:tcPr>
+          <w:p>
+            <w:pPr>
+              <w:jc w:val="center"/>
+            </w:pPr>
+            <w:r>
+              <w:rPr>
+                <w:rFonts w:ascii="Arial" w:hAnsi="Arial"/>
+                <w:sz w:val="14"/>
+              </w:rPr>
+              <w:t>2,0 % - 3,0 %</w:t>
+            </w:r>
+            <w:r>
+              <w:br/>
+            </w:r>
+            <w:r>
+              <w:rPr>
+                <w:rFonts w:ascii="Arial" w:hAnsi="Arial"/>
+                <w:sz w:val="14"/>
+              </w:rPr>
+              <w:t>спрей-система ProTwin</w:t>
+            </w:r>
+          </w:p>
+        </w:tc>
+        <w:tc>
+          <w:tcPr>
+            <w:tcW w:w="1183" w:type="dxa"/>
+          </w:tcPr>
+          <w:p>
+            <w:pPr>
+              <w:jc w:val="center"/>
+            </w:pPr>
+            <w:r>
+              <w:rPr>
+                <w:sz w:val="14"/>
+                <w:rFonts w:ascii="Arial" w:hAnsi="Arial"/>
+              </w:rPr>
+              <w:t xml:space="preserve">18-20 °C</w:t>
+            </w:r>
+          </w:p>
+        </w:tc>
+        <w:tc>
+          <w:tcPr>
+            <w:tcW w:w="1126" w:type="dxa"/>
+          </w:tcPr>
+          <w:p>
+            <w:pPr>
+              <w:jc w:val="center"/>
+            </w:pPr>
+            <w:r>
+              <w:rPr>
+                <w:sz w:val="14"/>
+                <w:rFonts w:ascii="Arial" w:hAnsi="Arial"/>
+              </w:rPr>
+              <w:t xml:space="preserve">___________</w:t>
+            </w:r>
+          </w:p>
+        </w:tc>
+        <w:tc>
+          <w:tcPr>
+            <w:tcW w:w="510" w:type="dxa"/>
+            <w:vMerge w:val="restart"/>
+            <w:noWrap/>
+            <w:tcMar>
+              <w:left w:w="0" w:type="dxa"/>
+              <w:right w:w="0" w:type="dxa"/>
+            </w:tcMar>
+            <w:textDirection w:val="btLr"/>
+            <w:tcFitText/>
+            <w:vAlign w:val="center"/>
+          </w:tcPr>
+          <w:p>
+            <w:pPr>
+              <w:ind w:left="113" w:right="113"/>
+              <w:jc w:val="center"/>
+              <w:rPr>
+                <w:b/>
+                <w:bCs/>
+              </w:rPr>
+            </w:pPr>
+            <w:r>
+              <w:rPr>
+                <w:sz w:val="14"/>
+                <w:rFonts w:ascii="Arial" w:hAnsi="Arial"/>
+                <w:b/>
+              </w:rPr>
+              <w:t xml:space="preserve">промаркированный</w:t>
+            </w:r>
+          </w:p>
+        </w:tc>
+        <w:tc>
+          <w:tcPr>
+            <w:tcW w:w="958" w:type="dxa"/>
+            <w:vMerge w:val="restart"/>
+          </w:tcPr>
+          <w:p>
+            <w:pPr>
+              <w:jc w:val="center"/>
+            </w:pPr>
+            <w:r>
+              <w:rPr>
+                <w:sz w:val="14"/>
+                <w:rFonts w:ascii="Arial" w:hAnsi="Arial"/>
+              </w:rPr>
+              <w:t xml:space="preserve">1 раз в неделю</w:t>
+            </w:r>
+          </w:p>
+        </w:tc>
+        <w:tc>
+          <w:tcPr>
+            <w:tcW w:w="1351" w:type="dxa"/>
+            <w:vMerge w:val="restart"/>
+          </w:tcPr>
+          <w:p>
+            <w:r>
+              <w:rPr>
+                <w:sz w:val="14"/>
+                <w:rFonts w:ascii="Arial" w:hAnsi="Arial"/>
+              </w:rPr>
+              <w:t xml:space="preserve">сотрудник внутреннего клининга</w:t>
+            </w:r>
+          </w:p>
+        </w:tc>
+        <w:tc>
+          <w:tcPr>
+            <w:tcW w:w="1688" w:type="dxa"/>
+            <w:vMerge w:val="restart"/>
+          </w:tcPr>
+          <w:p>
+            <w:r>
+              <w:rPr>
+                <w:sz w:val="14"/>
+                <w:rFonts w:ascii="Arial" w:hAnsi="Arial"/>
+              </w:rPr>
+              <w:t xml:space="preserve">визуальный контроль/сотрудник отдела качества</w:t>
+            </w:r>
+          </w:p>
+        </w:tc>
+      </w:tr>
+      <w:tr>
+        <w:tc>
+          <w:tcPr>
+            <w:tcW w:w="1688" w:type="dxa"/>
             <w:vMerge/>
           </w:tcPr>
           <w:p/>
@@ -3080,7 +3337,7 @@
                 <w:b/>
                 <w:sz w:val="14"/>
               </w:rPr>
-              <w:t>ХИМИТЕК ПОЛИДЕЗ</w:t>
+              <w:t>ПОЛИДЕЗ</w:t>
             </w:r>
             <w:r>
               <w:rPr>
@@ -3091,14 +3348,6 @@
               </w:rPr>
               <w:t>®</w:t>
             </w:r>
-            <w:r>
-              <w:rPr>
-                <w:rFonts w:ascii="Arial" w:hAnsi="Arial"/>
-                <w:b/>
-                <w:sz w:val="14"/>
-              </w:rPr>
-              <w:t>-СУПЕР</w:t>
-            </w:r>
           </w:p>
         </w:tc>
         <w:tc>
@@ -3111,7 +3360,7 @@
                 <w:sz w:val="14"/>
                 <w:rFonts w:ascii="Arial" w:hAnsi="Arial"/>
               </w:rPr>
-              <w:t xml:space="preserve">ручной (замачивание)</w:t>
+              <w:t xml:space="preserve">ручной (протирание)</w:t>
             </w:r>
           </w:p>
         </w:tc>
@@ -3128,7 +3377,7 @@
                 <w:rFonts w:ascii="Arial" w:hAnsi="Arial"/>
                 <w:sz w:val="14"/>
               </w:rPr>
-              <w:t>0,01% - 0,02% (по НУК)</w:t>
+              <w:t>1,0 %</w:t>
             </w:r>
             <w:r>
               <w:br/>
@@ -3138,7 +3387,7 @@
                 <w:rFonts w:ascii="Arial" w:hAnsi="Arial"/>
                 <w:sz w:val="14"/>
               </w:rPr>
-              <w:t>дозирующая система ProMax</w:t>
+              <w:t>спрей-система ProTwin</w:t>
             </w:r>
           </w:p>
         </w:tc>
@@ -3155,7 +3404,7 @@
                 <w:sz w:val="14"/>
                 <w:rFonts w:ascii="Arial" w:hAnsi="Arial"/>
               </w:rPr>
-              <w:t xml:space="preserve">18-20°C</w:t>
+              <w:t xml:space="preserve">18-20 °C</w:t>
             </w:r>
           </w:p>
         </w:tc>
@@ -3172,7 +3421,7 @@
                 <w:sz w:val="14"/>
                 <w:rFonts w:ascii="Arial" w:hAnsi="Arial"/>
               </w:rPr>
-              <w:t xml:space="preserve">20 минут</w:t>
+              <w:t xml:space="preserve">20 мин</w:t>
             </w:r>
           </w:p>
         </w:tc>
@@ -3217,6 +3466,256 @@
         <w:tc>
           <w:tcPr>
             <w:tcW w:w="1688" w:type="dxa"/>
+            <w:vMerge w:val="restart"/>
+          </w:tcPr>
+          <w:p>
+            <w:r>
+              <w:rPr>
+                <w:sz w:val="14"/>
+                <w:rFonts w:ascii="Arial" w:hAnsi="Arial"/>
+              </w:rPr>
+              <w:t xml:space="preserve">стены (до 2 м)</w:t>
+            </w:r>
+          </w:p>
+        </w:tc>
+        <w:tc>
+          <w:tcPr>
+            <w:tcW w:w="1408" w:type="dxa"/>
+          </w:tcPr>
+          <w:p>
+            <w:r>
+              <w:rPr>
+                <w:sz w:val="14"/>
+                <w:rFonts w:ascii="Arial" w:hAnsi="Arial"/>
+              </w:rPr>
+              <w:t xml:space="preserve">мойка</w:t>
+            </w:r>
+          </w:p>
+        </w:tc>
+        <w:tc>
+          <w:tcPr>
+            <w:tcW w:w="506" w:type="dxa"/>
+            <w:vMerge w:val="restart"/>
+            <w:tcMar>
+              <w:left w:w="0" w:type="dxa"/>
+              <w:right w:w="0" w:type="dxa"/>
+            </w:tcMar>
+            <w:textDirection w:val="btLr"/>
+            <w:vAlign w:val="center"/>
+          </w:tcPr>
+          <w:p>
+            <w:pPr>
+              <w:ind w:left="113" w:right="113"/>
+              <w:jc w:val="center"/>
+            </w:pPr>
+            <w:r>
+              <w:rPr>
+                <w:sz w:val="14"/>
+                <w:rFonts w:ascii="Arial" w:hAnsi="Arial"/>
+              </w:rPr>
+              <w:t xml:space="preserve"/>
+            </w:r>
+          </w:p>
+        </w:tc>
+        <w:tc>
+          <w:tcPr>
+            <w:tcW w:w="1913" w:type="dxa"/>
+            <w:shd w:val="clear" w:color="auto" w:fill="99CCFF"/>
+          </w:tcPr>
+          <w:p>
+            <w:pPr>
+              <w:rPr>
+                <w:b/>
+                <w:bCs/>
+              </w:rPr>
+            </w:pPr>
+            <w:r>
+              <w:rPr>
+                <w:rFonts w:ascii="Arial" w:hAnsi="Arial"/>
+                <w:b/>
+                <w:sz w:val="14"/>
+              </w:rPr>
+              <w:t>ХИМИТЕК ЧУДОДЕЙ</w:t>
+            </w:r>
+            <w:r>
+              <w:rPr>
+                <w:rFonts w:ascii="Arial" w:hAnsi="Arial"/>
+                <w:b/>
+                <w:sz w:val="14"/>
+                <w:vertAlign w:val="superscript"/>
+              </w:rPr>
+              <w:t>®</w:t>
+            </w:r>
+            <w:r>
+              <w:rPr>
+                <w:rFonts w:ascii="Arial" w:hAnsi="Arial"/>
+                <w:b/>
+                <w:sz w:val="14"/>
+              </w:rPr>
+              <w:t>-КОМБИ-ПЕНАКТИВ</w:t>
+            </w:r>
+          </w:p>
+        </w:tc>
+        <w:tc>
+          <w:tcPr>
+            <w:tcW w:w="1520" w:type="dxa"/>
+          </w:tcPr>
+          <w:p>
+            <w:r>
+              <w:rPr>
+                <w:sz w:val="14"/>
+                <w:rFonts w:ascii="Arial" w:hAnsi="Arial"/>
+              </w:rPr>
+              <w:t xml:space="preserve">ручной (протирание, обработка щеткой)</w:t>
+            </w:r>
+          </w:p>
+        </w:tc>
+        <w:tc>
+          <w:tcPr>
+            <w:tcW w:w="2025" w:type="dxa"/>
+          </w:tcPr>
+          <w:p>
+            <w:pPr>
+              <w:jc w:val="center"/>
+            </w:pPr>
+            <w:r>
+              <w:rPr>
+                <w:rFonts w:ascii="Arial" w:hAnsi="Arial"/>
+                <w:sz w:val="14"/>
+              </w:rPr>
+              <w:t>2,0 % - 3,0 %</w:t>
+            </w:r>
+            <w:r>
+              <w:br/>
+            </w:r>
+            <w:r>
+              <w:rPr>
+                <w:rFonts w:ascii="Arial" w:hAnsi="Arial"/>
+                <w:sz w:val="14"/>
+              </w:rPr>
+              <w:t>спрей-система ProTwin</w:t>
+            </w:r>
+          </w:p>
+        </w:tc>
+        <w:tc>
+          <w:tcPr>
+            <w:tcW w:w="1183" w:type="dxa"/>
+          </w:tcPr>
+          <w:p>
+            <w:pPr>
+              <w:jc w:val="center"/>
+            </w:pPr>
+            <w:r>
+              <w:rPr>
+                <w:sz w:val="14"/>
+                <w:rFonts w:ascii="Arial" w:hAnsi="Arial"/>
+              </w:rPr>
+              <w:t xml:space="preserve">не ниже 40°C</w:t>
+            </w:r>
+          </w:p>
+        </w:tc>
+        <w:tc>
+          <w:tcPr>
+            <w:tcW w:w="1126" w:type="dxa"/>
+          </w:tcPr>
+          <w:p>
+            <w:pPr>
+              <w:jc w:val="center"/>
+            </w:pPr>
+            <w:r>
+              <w:rPr>
+                <w:sz w:val="14"/>
+                <w:rFonts w:ascii="Arial" w:hAnsi="Arial"/>
+              </w:rPr>
+              <w:t xml:space="preserve">___________</w:t>
+            </w:r>
+          </w:p>
+        </w:tc>
+        <w:tc>
+          <w:tcPr>
+            <w:tcW w:w="510" w:type="dxa"/>
+            <w:vMerge w:val="restart"/>
+            <w:noWrap/>
+            <w:tcMar>
+              <w:left w:w="0" w:type="dxa"/>
+              <w:right w:w="0" w:type="dxa"/>
+            </w:tcMar>
+            <w:textDirection w:val="btLr"/>
+            <w:tcFitText/>
+            <w:vAlign w:val="center"/>
+          </w:tcPr>
+          <w:p>
+            <w:pPr>
+              <w:ind w:left="113" w:right="113"/>
+              <w:jc w:val="center"/>
+              <w:rPr>
+                <w:b/>
+                <w:bCs/>
+              </w:rPr>
+            </w:pPr>
+            <w:r>
+              <w:rPr>
+                <w:sz w:val="14"/>
+                <w:rFonts w:ascii="Arial" w:hAnsi="Arial"/>
+                <w:b/>
+              </w:rPr>
+              <w:t xml:space="preserve">промаркированный</w:t>
+            </w:r>
+          </w:p>
+        </w:tc>
+        <w:tc>
+          <w:tcPr>
+            <w:tcW w:w="958" w:type="dxa"/>
+            <w:vMerge w:val="restart"/>
+          </w:tcPr>
+          <w:p>
+            <w:pPr>
+              <w:jc w:val="center"/>
+            </w:pPr>
+            <w:r>
+              <w:rPr>
+                <w:sz w:val="14"/>
+                <w:rFonts w:ascii="Arial" w:hAnsi="Arial"/>
+              </w:rPr>
+              <w:t xml:space="preserve">1 раз в месяц</w:t>
+            </w:r>
+          </w:p>
+        </w:tc>
+        <w:tc>
+          <w:tcPr>
+            <w:tcW w:w="1351" w:type="dxa"/>
+            <w:vMerge w:val="restart"/>
+          </w:tcPr>
+          <w:p>
+            <w:r>
+              <w:rPr>
+                <w:sz w:val="14"/>
+                <w:rFonts w:ascii="Arial" w:hAnsi="Arial"/>
+              </w:rPr>
+              <w:t xml:space="preserve">сотрудник внутреннего клининга</w:t>
+            </w:r>
+          </w:p>
+        </w:tc>
+        <w:tc>
+          <w:tcPr>
+            <w:tcW w:w="1688" w:type="dxa"/>
+            <w:vMerge w:val="restart"/>
+          </w:tcPr>
+          <w:p>
+            <w:r>
+              <w:rPr>
+                <w:sz w:val="14"/>
+                <w:rFonts w:ascii="Arial" w:hAnsi="Arial"/>
+              </w:rPr>
+              <w:t xml:space="preserve">визуальный контроль/сотрудник отдела качества</w:t>
+            </w:r>
+          </w:p>
+        </w:tc>
+      </w:tr>
+      <w:tr>
+        <w:tc>
+          <w:tcPr>
+            <w:tcW w:w="1688" w:type="dxa"/>
             <w:vMerge/>
           </w:tcPr>
           <w:p/>
@@ -3231,7 +3730,7 @@
                 <w:sz w:val="14"/>
                 <w:rFonts w:ascii="Arial" w:hAnsi="Arial"/>
               </w:rPr>
-              <w:t xml:space="preserve">мойка</w:t>
+              <w:t xml:space="preserve">дезинфекция</w:t>
             </w:r>
           </w:p>
         </w:tc>
@@ -3251,7 +3750,7 @@
         <w:tc>
           <w:tcPr>
             <w:tcW w:w="1913" w:type="dxa"/>
-            <w:shd w:val="clear" w:color="auto" w:fill="99CCFF"/>
+            <w:shd w:val="clear" w:color="auto" w:fill="FFFFCC"/>
           </w:tcPr>
           <w:p>
             <w:pPr>
@@ -3266,7 +3765,16 @@
                 <w:b/>
                 <w:sz w:val="14"/>
               </w:rPr>
-              <w:t>ХИМИТЕК КУХМАСТЕР-ПРОФИ</w:t>
+              <w:t>ПОЛИДЕЗ</w:t>
+            </w:r>
+            <w:r>
+              <w:rPr>
+                <w:rFonts w:ascii="Arial" w:hAnsi="Arial"/>
+                <w:b/>
+                <w:sz w:val="14"/>
+                <w:vertAlign w:val="superscript"/>
+              </w:rPr>
+              <w:t>®</w:t>
             </w:r>
           </w:p>
         </w:tc>
@@ -3280,7 +3788,7 @@
                 <w:sz w:val="14"/>
                 <w:rFonts w:ascii="Arial" w:hAnsi="Arial"/>
               </w:rPr>
-              <w:t xml:space="preserve">механизированный</w:t>
+              <w:t xml:space="preserve">ручной (протирание)</w:t>
             </w:r>
           </w:p>
         </w:tc>
@@ -3297,7 +3805,7 @@
                 <w:rFonts w:ascii="Arial" w:hAnsi="Arial"/>
                 <w:sz w:val="14"/>
               </w:rPr>
-              <w:t>0,1% - 0,2%</w:t>
+              <w:t>1,0 %</w:t>
             </w:r>
             <w:r>
               <w:br/>
@@ -3307,7 +3815,7 @@
                 <w:rFonts w:ascii="Arial" w:hAnsi="Arial"/>
                 <w:sz w:val="14"/>
               </w:rPr>
-              <w:t>ПММ</w:t>
+              <w:t>спрей-система ProTwin</w:t>
             </w:r>
           </w:p>
         </w:tc>
@@ -3324,7 +3832,7 @@
                 <w:sz w:val="14"/>
                 <w:rFonts w:ascii="Arial" w:hAnsi="Arial"/>
               </w:rPr>
-              <w:t xml:space="preserve">50-60°C</w:t>
+              <w:t xml:space="preserve">18-20 °C</w:t>
             </w:r>
           </w:p>
         </w:tc>
@@ -3341,7 +3849,7 @@
                 <w:sz w:val="14"/>
                 <w:rFonts w:ascii="Arial" w:hAnsi="Arial"/>
               </w:rPr>
-              <w:t xml:space="preserve">согласно программе мойки</w:t>
+              <w:t xml:space="preserve">20 мин</w:t>
             </w:r>
           </w:p>
         </w:tc>
@@ -3386,6 +3894,500 @@
         <w:tc>
           <w:tcPr>
             <w:tcW w:w="1688" w:type="dxa"/>
+          </w:tcPr>
+          <w:p>
+            <w:r>
+              <w:rPr>
+                <w:sz w:val="14"/>
+                <w:rFonts w:ascii="Arial" w:hAnsi="Arial"/>
+              </w:rPr>
+              <w:t xml:space="preserve">бактерицидные лампы</w:t>
+            </w:r>
+          </w:p>
+        </w:tc>
+        <w:tc>
+          <w:tcPr>
+            <w:tcW w:w="1408" w:type="dxa"/>
+          </w:tcPr>
+          <w:p>
+            <w:r>
+              <w:rPr>
+                <w:sz w:val="14"/>
+                <w:rFonts w:ascii="Arial" w:hAnsi="Arial"/>
+              </w:rPr>
+              <w:t xml:space="preserve">мойка</w:t>
+            </w:r>
+          </w:p>
+        </w:tc>
+        <w:tc>
+          <w:tcPr>
+            <w:tcW w:w="506" w:type="dxa"/>
+            <w:tcMar>
+              <w:left w:w="0" w:type="dxa"/>
+              <w:right w:w="0" w:type="dxa"/>
+            </w:tcMar>
+            <w:textDirection w:val="btLr"/>
+            <w:vAlign w:val="center"/>
+          </w:tcPr>
+          <w:p>
+            <w:pPr>
+              <w:ind w:left="113" w:right="113"/>
+              <w:jc w:val="center"/>
+            </w:pPr>
+            <w:r>
+              <w:rPr>
+                <w:sz w:val="14"/>
+                <w:rFonts w:ascii="Arial" w:hAnsi="Arial"/>
+              </w:rPr>
+              <w:t xml:space="preserve"/>
+            </w:r>
+          </w:p>
+        </w:tc>
+        <w:tc>
+          <w:tcPr>
+            <w:tcW w:w="1913" w:type="dxa"/>
+            <w:shd w:val="clear" w:color="auto" w:fill="99CCFF"/>
+          </w:tcPr>
+          <w:p>
+            <w:pPr>
+              <w:rPr>
+                <w:b/>
+                <w:bCs/>
+              </w:rPr>
+            </w:pPr>
+            <w:r>
+              <w:rPr>
+                <w:rFonts w:ascii="Arial" w:hAnsi="Arial"/>
+                <w:b/>
+                <w:sz w:val="14"/>
+              </w:rPr>
+              <w:t>ХИМИТЕК ЧУДОДЕЙ</w:t>
+            </w:r>
+            <w:r>
+              <w:rPr>
+                <w:rFonts w:ascii="Arial" w:hAnsi="Arial"/>
+                <w:b/>
+                <w:sz w:val="14"/>
+                <w:vertAlign w:val="superscript"/>
+              </w:rPr>
+              <w:t>®</w:t>
+            </w:r>
+            <w:r>
+              <w:rPr>
+                <w:rFonts w:ascii="Arial" w:hAnsi="Arial"/>
+                <w:b/>
+                <w:sz w:val="14"/>
+              </w:rPr>
+              <w:t>-КОМБИ-ПЕНАКТИВ</w:t>
+            </w:r>
+          </w:p>
+        </w:tc>
+        <w:tc>
+          <w:tcPr>
+            <w:tcW w:w="1520" w:type="dxa"/>
+          </w:tcPr>
+          <w:p>
+            <w:r>
+              <w:rPr>
+                <w:sz w:val="14"/>
+                <w:rFonts w:ascii="Arial" w:hAnsi="Arial"/>
+              </w:rPr>
+              <w:t xml:space="preserve"/>
+            </w:r>
+          </w:p>
+        </w:tc>
+        <w:tc>
+          <w:tcPr>
+            <w:tcW w:w="2025" w:type="dxa"/>
+          </w:tcPr>
+          <w:p>
+            <w:pPr>
+              <w:jc w:val="center"/>
+            </w:pPr>
+            <w:r>
+              <w:rPr>
+                <w:rFonts w:ascii="Arial" w:hAnsi="Arial"/>
+                <w:sz w:val="14"/>
+              </w:rPr>
+              <w:t>2,0 % - 3,0 %</w:t>
+            </w:r>
+            <w:r>
+              <w:br/>
+            </w:r>
+            <w:r>
+              <w:rPr>
+                <w:rFonts w:ascii="Arial" w:hAnsi="Arial"/>
+                <w:sz w:val="14"/>
+              </w:rPr>
+              <w:t>спрей-система ProTwin</w:t>
+            </w:r>
+          </w:p>
+        </w:tc>
+        <w:tc>
+          <w:tcPr>
+            <w:tcW w:w="1183" w:type="dxa"/>
+          </w:tcPr>
+          <w:p>
+            <w:pPr>
+              <w:jc w:val="center"/>
+            </w:pPr>
+            <w:r>
+              <w:rPr>
+                <w:sz w:val="14"/>
+                <w:rFonts w:ascii="Arial" w:hAnsi="Arial"/>
+              </w:rPr>
+              <w:t xml:space="preserve">не ниже 40°C</w:t>
+            </w:r>
+          </w:p>
+        </w:tc>
+        <w:tc>
+          <w:tcPr>
+            <w:tcW w:w="1126" w:type="dxa"/>
+          </w:tcPr>
+          <w:p>
+            <w:pPr>
+              <w:jc w:val="center"/>
+            </w:pPr>
+            <w:r>
+              <w:rPr>
+                <w:sz w:val="14"/>
+                <w:rFonts w:ascii="Arial" w:hAnsi="Arial"/>
+              </w:rPr>
+              <w:t xml:space="preserve">___________</w:t>
+            </w:r>
+          </w:p>
+        </w:tc>
+        <w:tc>
+          <w:tcPr>
+            <w:tcW w:w="510" w:type="dxa"/>
+            <w:noWrap/>
+            <w:tcMar>
+              <w:left w:w="0" w:type="dxa"/>
+              <w:right w:w="0" w:type="dxa"/>
+            </w:tcMar>
+            <w:textDirection w:val="btLr"/>
+            <w:tcFitText/>
+            <w:vAlign w:val="center"/>
+          </w:tcPr>
+          <w:p>
+            <w:pPr>
+              <w:ind w:left="113" w:right="113"/>
+              <w:jc w:val="center"/>
+              <w:rPr>
+                <w:b/>
+                <w:bCs/>
+              </w:rPr>
+            </w:pPr>
+            <w:r>
+              <w:rPr>
+                <w:sz w:val="14"/>
+                <w:rFonts w:ascii="Arial" w:hAnsi="Arial"/>
+                <w:b/>
+              </w:rPr>
+              <w:t xml:space="preserve">промаркированный</w:t>
+            </w:r>
+          </w:p>
+        </w:tc>
+        <w:tc>
+          <w:tcPr>
+            <w:tcW w:w="958" w:type="dxa"/>
+          </w:tcPr>
+          <w:p>
+            <w:pPr>
+              <w:jc w:val="center"/>
+            </w:pPr>
+            <w:r>
+              <w:rPr>
+                <w:sz w:val="14"/>
+                <w:rFonts w:ascii="Arial" w:hAnsi="Arial"/>
+              </w:rPr>
+              <w:t xml:space="preserve">1 раз в месяц</w:t>
+            </w:r>
+          </w:p>
+        </w:tc>
+        <w:tc>
+          <w:tcPr>
+            <w:tcW w:w="1351" w:type="dxa"/>
+          </w:tcPr>
+          <w:p>
+            <w:r>
+              <w:rPr>
+                <w:sz w:val="14"/>
+                <w:rFonts w:ascii="Arial" w:hAnsi="Arial"/>
+              </w:rPr>
+              <w:t xml:space="preserve">сотрудник внутреннего клининга</w:t>
+            </w:r>
+          </w:p>
+        </w:tc>
+        <w:tc>
+          <w:tcPr>
+            <w:tcW w:w="1688" w:type="dxa"/>
+          </w:tcPr>
+          <w:p>
+            <w:r>
+              <w:rPr>
+                <w:sz w:val="14"/>
+                <w:rFonts w:ascii="Arial" w:hAnsi="Arial"/>
+              </w:rPr>
+              <w:t xml:space="preserve">визуальный контроль/технолог</w:t>
+            </w:r>
+          </w:p>
+        </w:tc>
+      </w:tr>
+      <w:tr>
+        <w:tc>
+          <w:tcPr>
+            <w:tcW w:w="1688" w:type="dxa"/>
+            <w:vMerge w:val="restart"/>
+          </w:tcPr>
+          <w:p>
+            <w:r>
+              <w:rPr>
+                <w:sz w:val="14"/>
+                <w:rFonts w:ascii="Arial" w:hAnsi="Arial"/>
+              </w:rPr>
+              <w:t xml:space="preserve">водопроводные трубы, двери, кабель-каналы, розетки</w:t>
+            </w:r>
+          </w:p>
+        </w:tc>
+        <w:tc>
+          <w:tcPr>
+            <w:tcW w:w="1408" w:type="dxa"/>
+          </w:tcPr>
+          <w:p>
+            <w:r>
+              <w:rPr>
+                <w:sz w:val="14"/>
+                <w:rFonts w:ascii="Arial" w:hAnsi="Arial"/>
+              </w:rPr>
+              <w:t xml:space="preserve">мойка</w:t>
+            </w:r>
+          </w:p>
+        </w:tc>
+        <w:tc>
+          <w:tcPr>
+            <w:tcW w:w="506" w:type="dxa"/>
+            <w:vMerge w:val="restart"/>
+            <w:tcMar>
+              <w:left w:w="0" w:type="dxa"/>
+              <w:right w:w="0" w:type="dxa"/>
+            </w:tcMar>
+            <w:textDirection w:val="btLr"/>
+            <w:vAlign w:val="center"/>
+          </w:tcPr>
+          <w:p>
+            <w:pPr>
+              <w:ind w:left="113" w:right="113"/>
+              <w:jc w:val="center"/>
+            </w:pPr>
+            <w:r>
+              <w:rPr>
+                <w:sz w:val="14"/>
+                <w:rFonts w:ascii="Arial" w:hAnsi="Arial"/>
+              </w:rPr>
+              <w:t xml:space="preserve"/>
+            </w:r>
+          </w:p>
+        </w:tc>
+        <w:tc>
+          <w:tcPr>
+            <w:tcW w:w="1913" w:type="dxa"/>
+            <w:shd w:val="clear" w:color="auto" w:fill="99CCFF"/>
+          </w:tcPr>
+          <w:p>
+            <w:pPr>
+              <w:rPr>
+                <w:b/>
+                <w:bCs/>
+              </w:rPr>
+            </w:pPr>
+            <w:r>
+              <w:rPr>
+                <w:rFonts w:ascii="Arial" w:hAnsi="Arial"/>
+                <w:b/>
+                <w:sz w:val="14"/>
+              </w:rPr>
+              <w:t>ХИМИТЕК ЧУДОДЕЙ</w:t>
+            </w:r>
+            <w:r>
+              <w:rPr>
+                <w:rFonts w:ascii="Arial" w:hAnsi="Arial"/>
+                <w:b/>
+                <w:sz w:val="14"/>
+                <w:vertAlign w:val="superscript"/>
+              </w:rPr>
+              <w:t>®</w:t>
+            </w:r>
+            <w:r>
+              <w:rPr>
+                <w:rFonts w:ascii="Arial" w:hAnsi="Arial"/>
+                <w:b/>
+                <w:sz w:val="14"/>
+              </w:rPr>
+              <w:t>-КОМБИ-ПЕНАКТИВ</w:t>
+            </w:r>
+          </w:p>
+        </w:tc>
+        <w:tc>
+          <w:tcPr>
+            <w:tcW w:w="1520" w:type="dxa"/>
+          </w:tcPr>
+          <w:p>
+            <w:r>
+              <w:rPr>
+                <w:sz w:val="14"/>
+                <w:rFonts w:ascii="Arial" w:hAnsi="Arial"/>
+              </w:rPr>
+              <w:t xml:space="preserve">ручной (протирание, обработка щеткой)</w:t>
+            </w:r>
+          </w:p>
+        </w:tc>
+        <w:tc>
+          <w:tcPr>
+            <w:tcW w:w="2025" w:type="dxa"/>
+          </w:tcPr>
+          <w:p>
+            <w:pPr>
+              <w:jc w:val="center"/>
+            </w:pPr>
+            <w:r>
+              <w:rPr>
+                <w:rFonts w:ascii="Arial" w:hAnsi="Arial"/>
+                <w:sz w:val="14"/>
+              </w:rPr>
+              <w:t>2,0 % - 3,0 %</w:t>
+            </w:r>
+            <w:r>
+              <w:br/>
+            </w:r>
+            <w:r>
+              <w:rPr>
+                <w:rFonts w:ascii="Arial" w:hAnsi="Arial"/>
+                <w:sz w:val="14"/>
+              </w:rPr>
+              <w:t>спрей-система ProTwin</w:t>
+            </w:r>
+          </w:p>
+        </w:tc>
+        <w:tc>
+          <w:tcPr>
+            <w:tcW w:w="1183" w:type="dxa"/>
+          </w:tcPr>
+          <w:p>
+            <w:pPr>
+              <w:jc w:val="center"/>
+            </w:pPr>
+            <w:r>
+              <w:rPr>
+                <w:sz w:val="14"/>
+                <w:rFonts w:ascii="Arial" w:hAnsi="Arial"/>
+              </w:rPr>
+              <w:t xml:space="preserve">18-20 °C</w:t>
+            </w:r>
+          </w:p>
+        </w:tc>
+        <w:tc>
+          <w:tcPr>
+            <w:tcW w:w="1126" w:type="dxa"/>
+          </w:tcPr>
+          <w:p>
+            <w:pPr>
+              <w:jc w:val="center"/>
+            </w:pPr>
+            <w:r>
+              <w:rPr>
+                <w:sz w:val="14"/>
+                <w:rFonts w:ascii="Arial" w:hAnsi="Arial"/>
+              </w:rPr>
+              <w:t xml:space="preserve">___________</w:t>
+            </w:r>
+          </w:p>
+        </w:tc>
+        <w:tc>
+          <w:tcPr>
+            <w:tcW w:w="510" w:type="dxa"/>
+            <w:vMerge w:val="restart"/>
+            <w:noWrap/>
+            <w:tcMar>
+              <w:left w:w="0" w:type="dxa"/>
+              <w:right w:w="0" w:type="dxa"/>
+            </w:tcMar>
+            <w:textDirection w:val="btLr"/>
+            <w:tcFitText/>
+            <w:vAlign w:val="center"/>
+          </w:tcPr>
+          <w:p>
+            <w:pPr>
+              <w:ind w:left="113" w:right="113"/>
+              <w:jc w:val="center"/>
+              <w:rPr>
+                <w:b/>
+                <w:bCs/>
+              </w:rPr>
+            </w:pPr>
+            <w:r>
+              <w:rPr>
+                <w:sz w:val="14"/>
+                <w:rFonts w:ascii="Arial" w:hAnsi="Arial"/>
+                <w:b/>
+              </w:rPr>
+              <w:t xml:space="preserve">промаркированный</w:t>
+            </w:r>
+          </w:p>
+        </w:tc>
+        <w:tc>
+          <w:tcPr>
+            <w:tcW w:w="958" w:type="dxa"/>
+            <w:vMerge w:val="restart"/>
+          </w:tcPr>
+          <w:p>
+            <w:pPr>
+              <w:jc w:val="center"/>
+            </w:pPr>
+            <w:r>
+              <w:rPr>
+                <w:sz w:val="14"/>
+                <w:rFonts w:ascii="Arial" w:hAnsi="Arial"/>
+              </w:rPr>
+              <w:t xml:space="preserve">1 раз в месяц</w:t>
+            </w:r>
+          </w:p>
+        </w:tc>
+        <w:tc>
+          <w:tcPr>
+            <w:tcW w:w="1351" w:type="dxa"/>
+            <w:vMerge w:val="restart"/>
+          </w:tcPr>
+          <w:p>
+            <w:r>
+              <w:rPr>
+                <w:sz w:val="14"/>
+                <w:rFonts w:ascii="Arial" w:hAnsi="Arial"/>
+              </w:rPr>
+              <w:t xml:space="preserve">сотрудник внутреннего клининга</w:t>
+            </w:r>
+          </w:p>
+        </w:tc>
+        <w:tc>
+          <w:tcPr>
+            <w:tcW w:w="1688" w:type="dxa"/>
+            <w:vMerge w:val="restart"/>
+          </w:tcPr>
+          <w:p>
+            <w:r>
+              <w:rPr>
+                <w:sz w:val="14"/>
+                <w:rFonts w:ascii="Arial" w:hAnsi="Arial"/>
+              </w:rPr>
+              <w:t xml:space="preserve">визуальный контроль/сотрудник отдела качества</w:t>
+            </w:r>
+          </w:p>
+        </w:tc>
+      </w:tr>
+      <w:tr>
+        <w:tc>
+          <w:tcPr>
+            <w:tcW w:w="1688" w:type="dxa"/>
             <w:vMerge/>
           </w:tcPr>
           <w:p/>
@@ -3400,7 +4402,7 @@
                 <w:sz w:val="14"/>
                 <w:rFonts w:ascii="Arial" w:hAnsi="Arial"/>
               </w:rPr>
-              <w:t xml:space="preserve">ополаскивание</w:t>
+              <w:t xml:space="preserve">дезинфекция</w:t>
             </w:r>
           </w:p>
         </w:tc>
@@ -3420,6 +4422,7 @@
         <w:tc>
           <w:tcPr>
             <w:tcW w:w="1913" w:type="dxa"/>
+            <w:shd w:val="clear" w:color="auto" w:fill="FFFFCC"/>
           </w:tcPr>
           <w:p>
             <w:pPr>
@@ -3434,7 +4437,16 @@
                 <w:b/>
                 <w:sz w:val="14"/>
               </w:rPr>
-              <w:t>ВОДА</w:t>
+              <w:t>ПОЛИДЕЗ</w:t>
+            </w:r>
+            <w:r>
+              <w:rPr>
+                <w:rFonts w:ascii="Arial" w:hAnsi="Arial"/>
+                <w:b/>
+                <w:sz w:val="14"/>
+                <w:vertAlign w:val="superscript"/>
+              </w:rPr>
+              <w:t>®</w:t>
             </w:r>
           </w:p>
         </w:tc>
@@ -3448,7 +4460,7 @@
                 <w:sz w:val="14"/>
                 <w:rFonts w:ascii="Arial" w:hAnsi="Arial"/>
               </w:rPr>
-              <w:t xml:space="preserve">механизированный</w:t>
+              <w:t xml:space="preserve">ручной (протирание)</w:t>
             </w:r>
           </w:p>
         </w:tc>
@@ -3465,7 +4477,17 @@
                 <w:rFonts w:ascii="Arial" w:hAnsi="Arial"/>
                 <w:sz w:val="14"/>
               </w:rPr>
-              <w:t>___________________</w:t>
+              <w:t>1,0 %</w:t>
+            </w:r>
+            <w:r>
+              <w:br/>
+            </w:r>
+            <w:r>
+              <w:rPr>
+                <w:rFonts w:ascii="Arial" w:hAnsi="Arial"/>
+                <w:sz w:val="14"/>
+              </w:rPr>
+              <w:t>спрей-система ProTwin</w:t>
             </w:r>
           </w:p>
         </w:tc>
@@ -3482,7 +4504,7 @@
                 <w:sz w:val="14"/>
                 <w:rFonts w:ascii="Arial" w:hAnsi="Arial"/>
               </w:rPr>
-              <w:t xml:space="preserve">60-80°C</w:t>
+              <w:t xml:space="preserve">18-20 °C</w:t>
             </w:r>
           </w:p>
         </w:tc>
@@ -3499,7 +4521,7 @@
                 <w:sz w:val="14"/>
                 <w:rFonts w:ascii="Arial" w:hAnsi="Arial"/>
               </w:rPr>
-              <w:t xml:space="preserve">согласно программе мойки</w:t>
+              <w:t xml:space="preserve">20 мин</w:t>
             </w:r>
           </w:p>
         </w:tc>
@@ -3544,6 +4566,255 @@
         <w:tc>
           <w:tcPr>
             <w:tcW w:w="1688" w:type="dxa"/>
+            <w:vMerge w:val="restart"/>
+          </w:tcPr>
+          <w:p>
+            <w:r>
+              <w:rPr>
+                <w:sz w:val="14"/>
+                <w:rFonts w:ascii="Arial" w:hAnsi="Arial"/>
+              </w:rPr>
+              <w:t xml:space="preserve">выключатели</w:t>
+            </w:r>
+          </w:p>
+        </w:tc>
+        <w:tc>
+          <w:tcPr>
+            <w:tcW w:w="1408" w:type="dxa"/>
+          </w:tcPr>
+          <w:p>
+            <w:r>
+              <w:rPr>
+                <w:sz w:val="14"/>
+                <w:rFonts w:ascii="Arial" w:hAnsi="Arial"/>
+              </w:rPr>
+              <w:t xml:space="preserve">мойка</w:t>
+            </w:r>
+          </w:p>
+        </w:tc>
+        <w:tc>
+          <w:tcPr>
+            <w:tcW w:w="506" w:type="dxa"/>
+            <w:vMerge w:val="restart"/>
+            <w:tcMar>
+              <w:left w:w="0" w:type="dxa"/>
+              <w:right w:w="0" w:type="dxa"/>
+            </w:tcMar>
+            <w:textDirection w:val="btLr"/>
+            <w:vAlign w:val="center"/>
+          </w:tcPr>
+          <w:p>
+            <w:pPr>
+              <w:ind w:left="113" w:right="113"/>
+              <w:jc w:val="center"/>
+            </w:pPr>
+            <w:r>
+              <w:rPr>
+                <w:sz w:val="14"/>
+                <w:rFonts w:ascii="Arial" w:hAnsi="Arial"/>
+              </w:rPr>
+              <w:t xml:space="preserve"/>
+            </w:r>
+          </w:p>
+        </w:tc>
+        <w:tc>
+          <w:tcPr>
+            <w:tcW w:w="1913" w:type="dxa"/>
+            <w:shd w:val="clear" w:color="auto" w:fill="99CCFF"/>
+          </w:tcPr>
+          <w:p>
+            <w:pPr>
+              <w:rPr>
+                <w:b/>
+                <w:bCs/>
+              </w:rPr>
+            </w:pPr>
+            <w:r>
+              <w:rPr>
+                <w:rFonts w:ascii="Arial" w:hAnsi="Arial"/>
+                <w:b/>
+                <w:sz w:val="14"/>
+              </w:rPr>
+              <w:t>ХИМИТЕК ЧУДОДЕЙ</w:t>
+            </w:r>
+            <w:r>
+              <w:rPr>
+                <w:rFonts w:ascii="Arial" w:hAnsi="Arial"/>
+                <w:b/>
+                <w:sz w:val="14"/>
+                <w:vertAlign w:val="superscript"/>
+              </w:rPr>
+              <w:t>®</w:t>
+            </w:r>
+            <w:r>
+              <w:rPr>
+                <w:rFonts w:ascii="Arial" w:hAnsi="Arial"/>
+                <w:b/>
+                <w:sz w:val="14"/>
+              </w:rPr>
+              <w:t>-КОМБИ-ПЕНАКТИВ</w:t>
+            </w:r>
+          </w:p>
+        </w:tc>
+        <w:tc>
+          <w:tcPr>
+            <w:tcW w:w="1520" w:type="dxa"/>
+          </w:tcPr>
+          <w:p>
+            <w:r>
+              <w:rPr>
+                <w:sz w:val="14"/>
+                <w:rFonts w:ascii="Arial" w:hAnsi="Arial"/>
+              </w:rPr>
+              <w:t xml:space="preserve">ручной (протирание, обработка щеткой)</w:t>
+            </w:r>
+          </w:p>
+        </w:tc>
+        <w:tc>
+          <w:tcPr>
+            <w:tcW w:w="2025" w:type="dxa"/>
+          </w:tcPr>
+          <w:p>
+            <w:pPr>
+              <w:jc w:val="center"/>
+            </w:pPr>
+            <w:r>
+              <w:rPr>
+                <w:rFonts w:ascii="Arial" w:hAnsi="Arial"/>
+                <w:sz w:val="14"/>
+              </w:rPr>
+              <w:t>2,0 % - 3,0 %</w:t>
+            </w:r>
+            <w:r>
+              <w:br/>
+            </w:r>
+            <w:r>
+              <w:rPr>
+                <w:rFonts w:ascii="Arial" w:hAnsi="Arial"/>
+                <w:sz w:val="14"/>
+              </w:rPr>
+              <w:t>спрей-система ProTwin</w:t>
+            </w:r>
+          </w:p>
+        </w:tc>
+        <w:tc>
+          <w:tcPr>
+            <w:tcW w:w="1183" w:type="dxa"/>
+          </w:tcPr>
+          <w:p>
+            <w:pPr>
+              <w:jc w:val="center"/>
+            </w:pPr>
+            <w:r>
+              <w:rPr>
+                <w:sz w:val="14"/>
+                <w:rFonts w:ascii="Arial" w:hAnsi="Arial"/>
+              </w:rPr>
+              <w:t xml:space="preserve">не ниже 40°C</w:t>
+            </w:r>
+          </w:p>
+        </w:tc>
+        <w:tc>
+          <w:tcPr>
+            <w:tcW w:w="1126" w:type="dxa"/>
+          </w:tcPr>
+          <w:p>
+            <w:pPr>
+              <w:jc w:val="center"/>
+            </w:pPr>
+            <w:r>
+              <w:rPr>
+                <w:sz w:val="14"/>
+                <w:rFonts w:ascii="Arial" w:hAnsi="Arial"/>
+              </w:rPr>
+              <w:t xml:space="preserve">___________</w:t>
+            </w:r>
+          </w:p>
+        </w:tc>
+        <w:tc>
+          <w:tcPr>
+            <w:tcW w:w="510" w:type="dxa"/>
+            <w:vMerge w:val="restart"/>
+            <w:noWrap/>
+            <w:tcMar>
+              <w:left w:w="0" w:type="dxa"/>
+              <w:right w:w="0" w:type="dxa"/>
+            </w:tcMar>
+            <w:textDirection w:val="btLr"/>
+            <w:tcFitText/>
+            <w:vAlign w:val="center"/>
+          </w:tcPr>
+          <w:p>
+            <w:pPr>
+              <w:ind w:left="113" w:right="113"/>
+              <w:jc w:val="center"/>
+              <w:rPr>
+                <w:b/>
+                <w:bCs/>
+              </w:rPr>
+            </w:pPr>
+            <w:r>
+              <w:rPr>
+                <w:sz w:val="14"/>
+                <w:rFonts w:ascii="Arial" w:hAnsi="Arial"/>
+                <w:b/>
+              </w:rPr>
+              <w:t xml:space="preserve">промаркированный</w:t>
+            </w:r>
+          </w:p>
+        </w:tc>
+        <w:tc>
+          <w:tcPr>
+            <w:tcW w:w="958" w:type="dxa"/>
+          </w:tcPr>
+          <w:p>
+            <w:pPr>
+              <w:jc w:val="center"/>
+            </w:pPr>
+            <w:r>
+              <w:rPr>
+                <w:sz w:val="14"/>
+                <w:rFonts w:ascii="Arial" w:hAnsi="Arial"/>
+              </w:rPr>
+              <w:t xml:space="preserve">1 раз в месяц</w:t>
+            </w:r>
+          </w:p>
+        </w:tc>
+        <w:tc>
+          <w:tcPr>
+            <w:tcW w:w="1351" w:type="dxa"/>
+            <w:vMerge w:val="restart"/>
+          </w:tcPr>
+          <w:p>
+            <w:r>
+              <w:rPr>
+                <w:sz w:val="14"/>
+                <w:rFonts w:ascii="Arial" w:hAnsi="Arial"/>
+              </w:rPr>
+              <w:t xml:space="preserve">сотрудник внутреннего клининга</w:t>
+            </w:r>
+          </w:p>
+        </w:tc>
+        <w:tc>
+          <w:tcPr>
+            <w:tcW w:w="1688" w:type="dxa"/>
+            <w:vMerge w:val="restart"/>
+          </w:tcPr>
+          <w:p>
+            <w:r>
+              <w:rPr>
+                <w:sz w:val="14"/>
+                <w:rFonts w:ascii="Arial" w:hAnsi="Arial"/>
+              </w:rPr>
+              <w:t xml:space="preserve">визуальный контроль/сотрудник отдела качества</w:t>
+            </w:r>
+          </w:p>
+        </w:tc>
+      </w:tr>
+      <w:tr>
+        <w:tc>
+          <w:tcPr>
+            <w:tcW w:w="1688" w:type="dxa"/>
             <w:vMerge/>
           </w:tcPr>
           <w:p/>
@@ -3558,7 +4829,7 @@
                 <w:sz w:val="14"/>
                 <w:rFonts w:ascii="Arial" w:hAnsi="Arial"/>
               </w:rPr>
-              <w:t xml:space="preserve">мойка</w:t>
+              <w:t xml:space="preserve">дезинфекция</w:t>
             </w:r>
           </w:p>
         </w:tc>
@@ -3578,7 +4849,7 @@
         <w:tc>
           <w:tcPr>
             <w:tcW w:w="1913" w:type="dxa"/>
-            <w:shd w:val="clear" w:color="auto" w:fill="99FF99"/>
+            <w:shd w:val="clear" w:color="auto" w:fill="FFFFCC"/>
           </w:tcPr>
           <w:p>
             <w:pPr>
@@ -3593,7 +4864,16 @@
                 <w:b/>
                 <w:sz w:val="14"/>
               </w:rPr>
-              <w:t>ХИМИТЕК КУХМАСТЕР-ГЕЛЬ</w:t>
+              <w:t>ПОЛИДЕЗ</w:t>
+            </w:r>
+            <w:r>
+              <w:rPr>
+                <w:rFonts w:ascii="Arial" w:hAnsi="Arial"/>
+                <w:b/>
+                <w:sz w:val="14"/>
+                <w:vertAlign w:val="superscript"/>
+              </w:rPr>
+              <w:t>®</w:t>
             </w:r>
           </w:p>
         </w:tc>
@@ -3607,7 +4887,7 @@
                 <w:sz w:val="14"/>
                 <w:rFonts w:ascii="Arial" w:hAnsi="Arial"/>
               </w:rPr>
-              <w:t xml:space="preserve">ручной (протирание, обработка щеткой)</w:t>
+              <w:t xml:space="preserve">ручной (протирание)</w:t>
             </w:r>
           </w:p>
         </w:tc>
@@ -3624,7 +4904,7 @@
                 <w:rFonts w:ascii="Arial" w:hAnsi="Arial"/>
                 <w:sz w:val="14"/>
               </w:rPr>
-              <w:t>1% - 2%</w:t>
+              <w:t>1,0 %</w:t>
             </w:r>
             <w:r>
               <w:br/>
@@ -3634,7 +4914,7 @@
                 <w:rFonts w:ascii="Arial" w:hAnsi="Arial"/>
                 <w:sz w:val="14"/>
               </w:rPr>
-              <w:t>дозирующая система ProMax</w:t>
+              <w:t>спрей-система ProTwin</w:t>
             </w:r>
           </w:p>
         </w:tc>
@@ -3651,7 +4931,7 @@
                 <w:sz w:val="14"/>
                 <w:rFonts w:ascii="Arial" w:hAnsi="Arial"/>
               </w:rPr>
-              <w:t xml:space="preserve">не ниже 40°C</w:t>
+              <w:t xml:space="preserve">18-20 °C</w:t>
             </w:r>
           </w:p>
         </w:tc>
@@ -3668,7 +4948,7 @@
                 <w:sz w:val="14"/>
                 <w:rFonts w:ascii="Arial" w:hAnsi="Arial"/>
               </w:rPr>
-              <w:t xml:space="preserve">___________</w:t>
+              <w:t xml:space="preserve">20 мин</w:t>
             </w:r>
           </w:p>
         </w:tc>
@@ -3690,9 +4970,19 @@
         <w:tc>
           <w:tcPr>
             <w:tcW w:w="958" w:type="dxa"/>
-            <w:vMerge/>
-          </w:tcPr>
-          <w:p/>
+          </w:tcPr>
+          <w:p>
+            <w:pPr>
+              <w:jc w:val="center"/>
+            </w:pPr>
+            <w:r>
+              <w:rPr>
+                <w:sz w:val="14"/>
+                <w:rFonts w:ascii="Arial" w:hAnsi="Arial"/>
+              </w:rPr>
+              <w:t xml:space="preserve">2 раза в смену</w:t>
+            </w:r>
+          </w:p>
         </w:tc>
         <w:tc>
           <w:tcPr>
@@ -3721,7 +5011,7 @@
                 <w:sz w:val="14"/>
                 <w:rFonts w:ascii="Arial" w:hAnsi="Arial"/>
               </w:rPr>
-              <w:t xml:space="preserve">санитарный пост</w:t>
+              <w:t xml:space="preserve">электрощит (наружные поверхности)</w:t>
             </w:r>
           </w:p>
         </w:tc>
@@ -3813,7 +5103,7 @@
                 <w:sz w:val="14"/>
                 <w:rFonts w:ascii="Arial" w:hAnsi="Arial"/>
               </w:rPr>
-              <w:t xml:space="preserve">ручной (протирание, обработка щеткой)</w:t>
+              <w:t xml:space="preserve"/>
             </w:r>
           </w:p>
         </w:tc>
@@ -3924,7 +5214,7 @@
                 <w:sz w:val="14"/>
                 <w:rFonts w:ascii="Arial" w:hAnsi="Arial"/>
               </w:rPr>
-              <w:t xml:space="preserve">1 раз в смену</w:t>
+              <w:t xml:space="preserve">1 раз в неделю</w:t>
             </w:r>
           </w:p>
         </w:tc>
@@ -4035,7 +5325,7 @@
                 <w:sz w:val="14"/>
                 <w:rFonts w:ascii="Arial" w:hAnsi="Arial"/>
               </w:rPr>
-              <w:t xml:space="preserve">ручной (протирание)</w:t>
+              <w:t xml:space="preserve"/>
             </w:r>
           </w:p>
         </w:tc>
@@ -4149,7 +5439,7 @@
                 <w:sz w:val="14"/>
                 <w:rFonts w:ascii="Arial" w:hAnsi="Arial"/>
               </w:rPr>
-              <w:t xml:space="preserve">диспенсер/держатель для полотенец</w:t>
+              <w:t xml:space="preserve">технологическая мойка</w:t>
             </w:r>
           </w:p>
         </w:tc>
@@ -4352,7 +5642,7 @@
                 <w:sz w:val="14"/>
                 <w:rFonts w:ascii="Arial" w:hAnsi="Arial"/>
               </w:rPr>
-              <w:t xml:space="preserve">1 раз в неделю</w:t>
+              <w:t xml:space="preserve">1 раз в смену</w:t>
             </w:r>
           </w:p>
         </w:tc>
@@ -4577,7 +5867,7 @@
                 <w:sz w:val="14"/>
                 <w:rFonts w:ascii="Arial" w:hAnsi="Arial"/>
               </w:rPr>
-              <w:t xml:space="preserve">стены (до 2 м)</w:t>
+              <w:t xml:space="preserve">трапы</w:t>
             </w:r>
           </w:p>
         </w:tc>
@@ -4591,7 +5881,7 @@
                 <w:sz w:val="14"/>
                 <w:rFonts w:ascii="Arial" w:hAnsi="Arial"/>
               </w:rPr>
-              <w:t xml:space="preserve">мойка</w:t>
+              <w:t xml:space="preserve">прочистка</w:t>
             </w:r>
           </w:p>
         </w:tc>
@@ -4655,7 +5945,7 @@
                 <w:b/>
                 <w:sz w:val="14"/>
               </w:rPr>
-              <w:t>-КОМБИ-ПЕНАКТИВ</w:t>
+              <w:t>-CIP</w:t>
             </w:r>
           </w:p>
         </w:tc>
@@ -4669,7 +5959,7 @@
                 <w:sz w:val="14"/>
                 <w:rFonts w:ascii="Arial" w:hAnsi="Arial"/>
               </w:rPr>
-              <w:t xml:space="preserve">ручной (протирание, обработка щеткой)</w:t>
+              <w:t xml:space="preserve">ручной, обработка щёткой</w:t>
             </w:r>
           </w:p>
         </w:tc>
@@ -4686,17 +5976,7 @@
                 <w:rFonts w:ascii="Arial" w:hAnsi="Arial"/>
                 <w:sz w:val="14"/>
               </w:rPr>
-              <w:t>2,0 % - 3,0 %</w:t>
-            </w:r>
-            <w:r>
-              <w:br/>
-            </w:r>
-            <w:r>
-              <w:rPr>
-                <w:rFonts w:ascii="Arial" w:hAnsi="Arial"/>
-                <w:sz w:val="14"/>
-              </w:rPr>
-              <w:t>спрей-система ProTwin</w:t>
+              <w:t>100%</w:t>
             </w:r>
           </w:p>
         </w:tc>
@@ -4730,7 +6010,7 @@
                 <w:sz w:val="14"/>
                 <w:rFonts w:ascii="Arial" w:hAnsi="Arial"/>
               </w:rPr>
-              <w:t xml:space="preserve">___________</w:t>
+              <w:t xml:space="preserve">30 мин</w:t>
             </w:r>
           </w:p>
         </w:tc>
@@ -4769,7 +6049,6 @@
         <w:tc>
           <w:tcPr>
             <w:tcW w:w="958" w:type="dxa"/>
-            <w:vMerge w:val="restart"/>
           </w:tcPr>
           <w:p>
             <w:pPr>
@@ -4833,7 +6112,7 @@
                 <w:sz w:val="14"/>
                 <w:rFonts w:ascii="Arial" w:hAnsi="Arial"/>
               </w:rPr>
-              <w:t xml:space="preserve">дезинфекция</w:t>
+              <w:t xml:space="preserve">мойка</w:t>
             </w:r>
           </w:p>
         </w:tc>
@@ -4853,7 +6132,7 @@
         <w:tc>
           <w:tcPr>
             <w:tcW w:w="1913" w:type="dxa"/>
-            <w:shd w:val="clear" w:color="auto" w:fill="FFFFCC"/>
+            <w:shd w:val="clear" w:color="auto" w:fill="99CCFF"/>
           </w:tcPr>
           <w:p>
             <w:pPr>
@@ -4868,7 +6147,7 @@
                 <w:b/>
                 <w:sz w:val="14"/>
               </w:rPr>
-              <w:t>ПОЛИДЕЗ</w:t>
+              <w:t>ХИМИТЕК ЧУДОДЕЙ</w:t>
             </w:r>
             <w:r>
               <w:rPr>
@@ -4879,6 +6158,14 @@
               </w:rPr>
               <w:t>®</w:t>
             </w:r>
+            <w:r>
+              <w:rPr>
+                <w:rFonts w:ascii="Arial" w:hAnsi="Arial"/>
+                <w:b/>
+                <w:sz w:val="14"/>
+              </w:rPr>
+              <w:t>-КОМБИ-ПЕНАКТИВ</w:t>
+            </w:r>
           </w:p>
         </w:tc>
         <w:tc>
@@ -4891,7 +6178,7 @@
                 <w:sz w:val="14"/>
                 <w:rFonts w:ascii="Arial" w:hAnsi="Arial"/>
               </w:rPr>
-              <w:t xml:space="preserve">ручной (протирание)</w:t>
+              <w:t xml:space="preserve">ручной (протирание, обработка щеткой)</w:t>
             </w:r>
           </w:p>
         </w:tc>
@@ -4908,7 +6195,7 @@
                 <w:rFonts w:ascii="Arial" w:hAnsi="Arial"/>
                 <w:sz w:val="14"/>
               </w:rPr>
-              <w:t>1,0 %</w:t>
+              <w:t>2,0-3,0 %</w:t>
             </w:r>
             <w:r>
               <w:br/>
@@ -4952,7 +6239,7 @@
                 <w:sz w:val="14"/>
                 <w:rFonts w:ascii="Arial" w:hAnsi="Arial"/>
               </w:rPr>
-              <w:t xml:space="preserve">20 мин</w:t>
+              <w:t xml:space="preserve">___________</w:t>
             </w:r>
           </w:p>
         </w:tc>
@@ -4974,9 +6261,20 @@
         <w:tc>
           <w:tcPr>
             <w:tcW w:w="958" w:type="dxa"/>
-            <w:vMerge/>
-          </w:tcPr>
-          <w:p/>
+            <w:vMerge w:val="restart"/>
+          </w:tcPr>
+          <w:p>
+            <w:pPr>
+              <w:jc w:val="center"/>
+            </w:pPr>
+            <w:r>
+              <w:rPr>
+                <w:sz w:val="14"/>
+                <w:rFonts w:ascii="Arial" w:hAnsi="Arial"/>
+              </w:rPr>
+              <w:t xml:space="preserve">1 раз в смену</w:t>
+            </w:r>
+          </w:p>
         </w:tc>
         <w:tc>
           <w:tcPr>
@@ -4997,16 +6295,9 @@
         <w:tc>
           <w:tcPr>
             <w:tcW w:w="1688" w:type="dxa"/>
-          </w:tcPr>
-          <w:p>
-            <w:r>
-              <w:rPr>
-                <w:sz w:val="14"/>
-                <w:rFonts w:ascii="Arial" w:hAnsi="Arial"/>
-              </w:rPr>
-              <w:t xml:space="preserve">бактерицидные лампы</w:t>
-            </w:r>
-          </w:p>
+            <w:vMerge/>
+          </w:tcPr>
+          <w:p/>
         </w:tc>
         <w:tc>
           <w:tcPr>
@@ -5018,13 +6309,14 @@
                 <w:sz w:val="14"/>
                 <w:rFonts w:ascii="Arial" w:hAnsi="Arial"/>
               </w:rPr>
-              <w:t xml:space="preserve">мойка</w:t>
+              <w:t xml:space="preserve">дезинфекция</w:t>
             </w:r>
           </w:p>
         </w:tc>
         <w:tc>
           <w:tcPr>
             <w:tcW w:w="506" w:type="dxa"/>
+            <w:vMerge/>
             <w:tcMar>
               <w:left w:w="0" w:type="dxa"/>
               <w:right w:w="0" w:type="dxa"/>
@@ -5032,24 +6324,12 @@
             <w:textDirection w:val="btLr"/>
             <w:vAlign w:val="center"/>
           </w:tcPr>
-          <w:p>
-            <w:pPr>
-              <w:ind w:left="113" w:right="113"/>
-              <w:jc w:val="center"/>
-            </w:pPr>
-            <w:r>
-              <w:rPr>
-                <w:sz w:val="14"/>
-                <w:rFonts w:ascii="Arial" w:hAnsi="Arial"/>
-              </w:rPr>
-              <w:t xml:space="preserve"/>
-            </w:r>
-          </w:p>
+          <w:p/>
         </w:tc>
         <w:tc>
           <w:tcPr>
             <w:tcW w:w="1913" w:type="dxa"/>
-            <w:shd w:val="clear" w:color="auto" w:fill="99CCFF"/>
+            <w:shd w:val="clear" w:color="auto" w:fill="FFFFCC"/>
           </w:tcPr>
           <w:p>
             <w:pPr>
@@ -5064,7 +6344,7 @@
                 <w:b/>
                 <w:sz w:val="14"/>
               </w:rPr>
-              <w:t>ХИМИТЕК ЧУДОДЕЙ</w:t>
+              <w:t>ПОЛИДЕЗ</w:t>
             </w:r>
             <w:r>
               <w:rPr>
@@ -5075,14 +6355,6 @@
               </w:rPr>
               <w:t>®</w:t>
             </w:r>
-            <w:r>
-              <w:rPr>
-                <w:rFonts w:ascii="Arial" w:hAnsi="Arial"/>
-                <w:b/>
-                <w:sz w:val="14"/>
-              </w:rPr>
-              <w:t>-КОМБИ-ПЕНАКТИВ</w:t>
-            </w:r>
           </w:p>
         </w:tc>
         <w:tc>
@@ -5095,7 +6367,7 @@
                 <w:sz w:val="14"/>
                 <w:rFonts w:ascii="Arial" w:hAnsi="Arial"/>
               </w:rPr>
-              <w:t xml:space="preserve"/>
+              <w:t xml:space="preserve">ручной (протирание)</w:t>
             </w:r>
           </w:p>
         </w:tc>
@@ -5112,7 +6384,7 @@
                 <w:rFonts w:ascii="Arial" w:hAnsi="Arial"/>
                 <w:sz w:val="14"/>
               </w:rPr>
-              <w:t>2,0 % - 3,0 %</w:t>
+              <w:t>1,0 %</w:t>
             </w:r>
             <w:r>
               <w:br/>
@@ -5139,7 +6411,7 @@
                 <w:sz w:val="14"/>
                 <w:rFonts w:ascii="Arial" w:hAnsi="Arial"/>
               </w:rPr>
-              <w:t xml:space="preserve">не ниже 40°C</w:t>
+              <w:t xml:space="preserve">18-20 °C</w:t>
             </w:r>
           </w:p>
         </w:tc>
@@ -5156,13 +6428,14 @@
                 <w:sz w:val="14"/>
                 <w:rFonts w:ascii="Arial" w:hAnsi="Arial"/>
               </w:rPr>
-              <w:t xml:space="preserve">___________</w:t>
+              <w:t xml:space="preserve">20 мин</w:t>
             </w:r>
           </w:p>
         </w:tc>
         <w:tc>
           <w:tcPr>
             <w:tcW w:w="510" w:type="dxa"/>
+            <w:vMerge/>
             <w:noWrap/>
             <w:tcMar>
               <w:left w:w="0" w:type="dxa"/>
@@ -5172,69 +6445,28 @@
             <w:tcFitText/>
             <w:vAlign w:val="center"/>
           </w:tcPr>
-          <w:p>
-            <w:pPr>
-              <w:ind w:left="113" w:right="113"/>
-              <w:jc w:val="center"/>
-              <w:rPr>
-                <w:b/>
-                <w:bCs/>
-              </w:rPr>
-            </w:pPr>
-            <w:r>
-              <w:rPr>
-                <w:sz w:val="14"/>
-                <w:rFonts w:ascii="Arial" w:hAnsi="Arial"/>
-                <w:b/>
-              </w:rPr>
-              <w:t xml:space="preserve">промаркированный</w:t>
-            </w:r>
-          </w:p>
+          <w:p/>
         </w:tc>
         <w:tc>
           <w:tcPr>
             <w:tcW w:w="958" w:type="dxa"/>
-          </w:tcPr>
-          <w:p>
-            <w:pPr>
-              <w:jc w:val="center"/>
-            </w:pPr>
-            <w:r>
-              <w:rPr>
-                <w:sz w:val="14"/>
-                <w:rFonts w:ascii="Arial" w:hAnsi="Arial"/>
-              </w:rPr>
-              <w:t xml:space="preserve">1 раз в месяц</w:t>
-            </w:r>
-          </w:p>
+            <w:vMerge/>
+          </w:tcPr>
+          <w:p/>
         </w:tc>
         <w:tc>
           <w:tcPr>
             <w:tcW w:w="1351" w:type="dxa"/>
-          </w:tcPr>
-          <w:p>
-            <w:r>
-              <w:rPr>
-                <w:sz w:val="14"/>
-                <w:rFonts w:ascii="Arial" w:hAnsi="Arial"/>
-              </w:rPr>
-              <w:t xml:space="preserve">сотрудник внутреннего клининга</w:t>
-            </w:r>
-          </w:p>
+            <w:vMerge/>
+          </w:tcPr>
+          <w:p/>
         </w:tc>
         <w:tc>
           <w:tcPr>
             <w:tcW w:w="1688" w:type="dxa"/>
-          </w:tcPr>
-          <w:p>
-            <w:r>
-              <w:rPr>
-                <w:sz w:val="14"/>
-                <w:rFonts w:ascii="Arial" w:hAnsi="Arial"/>
-              </w:rPr>
-              <w:t xml:space="preserve">визуальный контроль/технолог</w:t>
-            </w:r>
-          </w:p>
+            <w:vMerge/>
+          </w:tcPr>
+          <w:p/>
         </w:tc>
       </w:tr>
       <w:tr>
@@ -5249,7 +6481,7 @@
                 <w:sz w:val="14"/>
                 <w:rFonts w:ascii="Arial" w:hAnsi="Arial"/>
               </w:rPr>
-              <w:t xml:space="preserve">водопроводные трубы, двери, кабель-каналы, розетки</w:t>
+              <w:t xml:space="preserve">пол</w:t>
             </w:r>
           </w:p>
         </w:tc>
@@ -5358,7 +6590,7 @@
                 <w:rFonts w:ascii="Arial" w:hAnsi="Arial"/>
                 <w:sz w:val="14"/>
               </w:rPr>
-              <w:t>2,0 % - 3,0 %</w:t>
+              <w:t>2,0-3,0 %</w:t>
             </w:r>
             <w:r>
               <w:br/>
@@ -5385,7 +6617,7 @@
                 <w:sz w:val="14"/>
                 <w:rFonts w:ascii="Arial" w:hAnsi="Arial"/>
               </w:rPr>
-              <w:t xml:space="preserve">18-20 °C</w:t>
+              <w:t xml:space="preserve">не ниже 40 °C</w:t>
             </w:r>
           </w:p>
         </w:tc>
@@ -5452,7 +6684,7 @@
                 <w:sz w:val="14"/>
                 <w:rFonts w:ascii="Arial" w:hAnsi="Arial"/>
               </w:rPr>
-              <w:t xml:space="preserve">1 раз в месяц</w:t>
+              <w:t xml:space="preserve">2 раза в смену</w:t>
             </w:r>
           </w:p>
         </w:tc>
@@ -5668,6 +6900,25 @@
       <w:tr>
         <w:tc>
           <w:tcPr>
+            <w:tcW w:w="15876" w:type="dxa"/>
+            <w:gridSpan w:val="12"/>
+            <w:shd w:val="clear" w:color="auto" w:fill="D2D2D2"/>
+          </w:tcPr>
+          <w:p>
+            <w:r>
+              <w:rPr>
+                <w:sz w:val="14"/>
+                <w:rFonts w:ascii="Arial" w:hAnsi="Arial"/>
+                <w:b/>
+              </w:rPr>
+              <w:t xml:space="preserve">Санитарная обработка рабочих поверхностей</w:t>
+            </w:r>
+          </w:p>
+        </w:tc>
+      </w:tr>
+      <w:tr>
+        <w:tc>
+          <w:tcPr>
             <w:tcW w:w="1688" w:type="dxa"/>
             <w:vMerge w:val="restart"/>
           </w:tcPr>
@@ -5677,7 +6928,7 @@
                 <w:sz w:val="14"/>
                 <w:rFonts w:ascii="Arial" w:hAnsi="Arial"/>
               </w:rPr>
-              <w:t xml:space="preserve">выключатели</w:t>
+              <w:t xml:space="preserve">производственные столы из нержавеющий стали</w:t>
             </w:r>
           </w:p>
         </w:tc>
@@ -5869,17 +7120,18 @@
         <w:tc>
           <w:tcPr>
             <w:tcW w:w="958" w:type="dxa"/>
-          </w:tcPr>
-          <w:p>
-            <w:pPr>
-              <w:jc w:val="center"/>
-            </w:pPr>
-            <w:r>
-              <w:rPr>
-                <w:sz w:val="14"/>
-                <w:rFonts w:ascii="Arial" w:hAnsi="Arial"/>
-              </w:rPr>
-              <w:t xml:space="preserve">1 раз в месяц</w:t>
+            <w:vMerge w:val="restart"/>
+          </w:tcPr>
+          <w:p>
+            <w:pPr>
+              <w:jc w:val="center"/>
+            </w:pPr>
+            <w:r>
+              <w:rPr>
+                <w:sz w:val="14"/>
+                <w:rFonts w:ascii="Arial" w:hAnsi="Arial"/>
+              </w:rPr>
+              <w:t xml:space="preserve">1 раз в смену, при смене операций</w:t>
             </w:r>
           </w:p>
         </w:tc>
@@ -5894,7 +7146,7 @@
                 <w:sz w:val="14"/>
                 <w:rFonts w:ascii="Arial" w:hAnsi="Arial"/>
               </w:rPr>
-              <w:t xml:space="preserve">сотрудник внутреннего клининга</w:t>
+              <w:t xml:space="preserve">сотрудник производства</w:t>
             </w:r>
           </w:p>
         </w:tc>
@@ -5909,7 +7161,7 @@
                 <w:sz w:val="14"/>
                 <w:rFonts w:ascii="Arial" w:hAnsi="Arial"/>
               </w:rPr>
-              <w:t xml:space="preserve">визуальный контроль/сотрудник отдела качества</w:t>
+              <w:t xml:space="preserve">визуальный контроль, химический контроль, микробиологический контроль /сотрудник отдела качества</w:t>
             </w:r>
           </w:p>
         </w:tc>
@@ -6073,19 +7325,9 @@
         <w:tc>
           <w:tcPr>
             <w:tcW w:w="958" w:type="dxa"/>
-          </w:tcPr>
-          <w:p>
-            <w:pPr>
-              <w:jc w:val="center"/>
-            </w:pPr>
-            <w:r>
-              <w:rPr>
-                <w:sz w:val="14"/>
-                <w:rFonts w:ascii="Arial" w:hAnsi="Arial"/>
-              </w:rPr>
-              <w:t xml:space="preserve">2 раза в смену</w:t>
-            </w:r>
-          </w:p>
+            <w:vMerge/>
+          </w:tcPr>
+          <w:p/>
         </w:tc>
         <w:tc>
           <w:tcPr>
@@ -6106,6 +7348,194 @@
         <w:tc>
           <w:tcPr>
             <w:tcW w:w="1688" w:type="dxa"/>
+            <w:vMerge/>
+          </w:tcPr>
+          <w:p/>
+        </w:tc>
+        <w:tc>
+          <w:tcPr>
+            <w:tcW w:w="1408" w:type="dxa"/>
+          </w:tcPr>
+          <w:p>
+            <w:r>
+              <w:rPr>
+                <w:sz w:val="14"/>
+                <w:rFonts w:ascii="Arial" w:hAnsi="Arial"/>
+              </w:rPr>
+              <w:t xml:space="preserve">дезинфекция</w:t>
+            </w:r>
+          </w:p>
+        </w:tc>
+        <w:tc>
+          <w:tcPr>
+            <w:tcW w:w="506" w:type="dxa"/>
+            <w:vMerge/>
+            <w:tcMar>
+              <w:left w:w="0" w:type="dxa"/>
+              <w:right w:w="0" w:type="dxa"/>
+            </w:tcMar>
+            <w:textDirection w:val="btLr"/>
+            <w:vAlign w:val="center"/>
+          </w:tcPr>
+          <w:p/>
+        </w:tc>
+        <w:tc>
+          <w:tcPr>
+            <w:tcW w:w="1913" w:type="dxa"/>
+            <w:shd w:val="clear" w:color="auto" w:fill="FFFFCC"/>
+          </w:tcPr>
+          <w:p>
+            <w:pPr>
+              <w:rPr>
+                <w:b/>
+                <w:bCs/>
+              </w:rPr>
+            </w:pPr>
+            <w:r>
+              <w:rPr>
+                <w:rFonts w:ascii="Arial" w:hAnsi="Arial"/>
+                <w:b/>
+                <w:sz w:val="14"/>
+              </w:rPr>
+              <w:t>ПОЛИДЕЗ</w:t>
+            </w:r>
+            <w:r>
+              <w:rPr>
+                <w:rFonts w:ascii="Arial" w:hAnsi="Arial"/>
+                <w:b/>
+                <w:sz w:val="14"/>
+                <w:vertAlign w:val="superscript"/>
+              </w:rPr>
+              <w:t>®</w:t>
+            </w:r>
+          </w:p>
+        </w:tc>
+        <w:tc>
+          <w:tcPr>
+            <w:tcW w:w="1520" w:type="dxa"/>
+          </w:tcPr>
+          <w:p>
+            <w:r>
+              <w:rPr>
+                <w:sz w:val="14"/>
+                <w:rFonts w:ascii="Arial" w:hAnsi="Arial"/>
+              </w:rPr>
+              <w:t xml:space="preserve">ручной (протирание)</w:t>
+            </w:r>
+          </w:p>
+        </w:tc>
+        <w:tc>
+          <w:tcPr>
+            <w:tcW w:w="2025" w:type="dxa"/>
+          </w:tcPr>
+          <w:p>
+            <w:pPr>
+              <w:jc w:val="center"/>
+            </w:pPr>
+            <w:r>
+              <w:rPr>
+                <w:rFonts w:ascii="Arial" w:hAnsi="Arial"/>
+                <w:sz w:val="14"/>
+              </w:rPr>
+              <w:t>1,0 %</w:t>
+            </w:r>
+            <w:r>
+              <w:br/>
+            </w:r>
+            <w:r>
+              <w:rPr>
+                <w:rFonts w:ascii="Arial" w:hAnsi="Arial"/>
+                <w:sz w:val="14"/>
+              </w:rPr>
+              <w:t>спрей-система ProTwin</w:t>
+            </w:r>
+          </w:p>
+        </w:tc>
+        <w:tc>
+          <w:tcPr>
+            <w:tcW w:w="1183" w:type="dxa"/>
+          </w:tcPr>
+          <w:p>
+            <w:pPr>
+              <w:jc w:val="center"/>
+            </w:pPr>
+            <w:r>
+              <w:rPr>
+                <w:sz w:val="14"/>
+                <w:rFonts w:ascii="Arial" w:hAnsi="Arial"/>
+              </w:rPr>
+              <w:t xml:space="preserve">18-20 °C</w:t>
+            </w:r>
+          </w:p>
+        </w:tc>
+        <w:tc>
+          <w:tcPr>
+            <w:tcW w:w="1126" w:type="dxa"/>
+          </w:tcPr>
+          <w:p>
+            <w:pPr>
+              <w:jc w:val="center"/>
+            </w:pPr>
+            <w:r>
+              <w:rPr>
+                <w:sz w:val="14"/>
+                <w:rFonts w:ascii="Arial" w:hAnsi="Arial"/>
+              </w:rPr>
+              <w:t xml:space="preserve">20 мин</w:t>
+            </w:r>
+          </w:p>
+        </w:tc>
+        <w:tc>
+          <w:tcPr>
+            <w:tcW w:w="510" w:type="dxa"/>
+            <w:vMerge/>
+            <w:noWrap/>
+            <w:tcMar>
+              <w:left w:w="0" w:type="dxa"/>
+              <w:right w:w="0" w:type="dxa"/>
+            </w:tcMar>
+            <w:textDirection w:val="btLr"/>
+            <w:tcFitText/>
+            <w:vAlign w:val="center"/>
+          </w:tcPr>
+          <w:p/>
+        </w:tc>
+        <w:tc>
+          <w:tcPr>
+            <w:tcW w:w="958" w:type="dxa"/>
+          </w:tcPr>
+          <w:p>
+            <w:pPr>
+              <w:jc w:val="center"/>
+            </w:pPr>
+            <w:r>
+              <w:rPr>
+                <w:sz w:val="14"/>
+                <w:rFonts w:ascii="Arial" w:hAnsi="Arial"/>
+              </w:rPr>
+              <w:t xml:space="preserve">при простое &gt; 30 минут</w:t>
+            </w:r>
+          </w:p>
+        </w:tc>
+        <w:tc>
+          <w:tcPr>
+            <w:tcW w:w="1351" w:type="dxa"/>
+            <w:vMerge/>
+          </w:tcPr>
+          <w:p/>
+        </w:tc>
+        <w:tc>
+          <w:tcPr>
+            <w:tcW w:w="1688" w:type="dxa"/>
+            <w:vMerge/>
+          </w:tcPr>
+          <w:p/>
+        </w:tc>
+      </w:tr>
+      <w:tr>
+        <w:tc>
+          <w:tcPr>
+            <w:tcW w:w="1688" w:type="dxa"/>
             <w:vMerge w:val="restart"/>
           </w:tcPr>
           <w:p>
@@ -6114,7 +7544,7 @@
                 <w:sz w:val="14"/>
                 <w:rFonts w:ascii="Arial" w:hAnsi="Arial"/>
               </w:rPr>
-              <w:t xml:space="preserve">электрощит (наружные поверхности)</w:t>
+              <w:t xml:space="preserve">вакуумные упаковщики</w:t>
             </w:r>
           </w:p>
         </w:tc>
@@ -6250,7 +7680,7 @@
                 <w:sz w:val="14"/>
                 <w:rFonts w:ascii="Arial" w:hAnsi="Arial"/>
               </w:rPr>
-              <w:t xml:space="preserve">18-20 °C</w:t>
+              <w:t xml:space="preserve">не ниже 40°C</w:t>
             </w:r>
           </w:p>
         </w:tc>
@@ -6317,7 +7747,7 @@
                 <w:sz w:val="14"/>
                 <w:rFonts w:ascii="Arial" w:hAnsi="Arial"/>
               </w:rPr>
-              <w:t xml:space="preserve">1 раз в неделю</w:t>
+              <w:t xml:space="preserve">1 раз в смену</w:t>
             </w:r>
           </w:p>
         </w:tc>
@@ -6332,7 +7762,7 @@
                 <w:sz w:val="14"/>
                 <w:rFonts w:ascii="Arial" w:hAnsi="Arial"/>
               </w:rPr>
-              <w:t xml:space="preserve">сотрудник внутреннего клининга</w:t>
+              <w:t xml:space="preserve">сотрудник производства</w:t>
             </w:r>
           </w:p>
         </w:tc>
@@ -6347,7 +7777,7 @@
                 <w:sz w:val="14"/>
                 <w:rFonts w:ascii="Arial" w:hAnsi="Arial"/>
               </w:rPr>
-              <w:t xml:space="preserve">визуальный контроль/сотрудник отдела качества</w:t>
+              <w:t xml:space="preserve">визуальный контроль, химический контроль, микробиологический контроль /сотрудник отдела качества</w:t>
             </w:r>
           </w:p>
         </w:tc>
@@ -6533,6 +7963,25 @@
       <w:tr>
         <w:tc>
           <w:tcPr>
+            <w:tcW w:w="15876" w:type="dxa"/>
+            <w:gridSpan w:val="12"/>
+            <w:shd w:val="clear" w:color="auto" w:fill="D2D2D2"/>
+          </w:tcPr>
+          <w:p>
+            <w:r>
+              <w:rPr>
+                <w:sz w:val="14"/>
+                <w:rFonts w:ascii="Arial" w:hAnsi="Arial"/>
+                <w:b/>
+              </w:rPr>
+              <w:t xml:space="preserve">Санитарная обработка производственного инвентаря, посуды</w:t>
+            </w:r>
+          </w:p>
+        </w:tc>
+      </w:tr>
+      <w:tr>
+        <w:tc>
+          <w:tcPr>
             <w:tcW w:w="1688" w:type="dxa"/>
             <w:vMerge w:val="restart"/>
           </w:tcPr>
@@ -6542,7 +7991,7 @@
                 <w:sz w:val="14"/>
                 <w:rFonts w:ascii="Arial" w:hAnsi="Arial"/>
               </w:rPr>
-              <w:t xml:space="preserve">технологическая мойка</w:t>
+              <w:t xml:space="preserve">внутрицеховая тара (вёдра, ящики)</w:t>
             </w:r>
           </w:p>
         </w:tc>
@@ -6634,7 +8083,7 @@
                 <w:sz w:val="14"/>
                 <w:rFonts w:ascii="Arial" w:hAnsi="Arial"/>
               </w:rPr>
-              <w:t xml:space="preserve">ручной (протирание, обработка щеткой)</w:t>
+              <w:t xml:space="preserve"/>
             </w:r>
           </w:p>
         </w:tc>
@@ -6678,7 +8127,7 @@
                 <w:sz w:val="14"/>
                 <w:rFonts w:ascii="Arial" w:hAnsi="Arial"/>
               </w:rPr>
-              <w:t xml:space="preserve">18-20 °C</w:t>
+              <w:t xml:space="preserve">не ниже 40°C</w:t>
             </w:r>
           </w:p>
         </w:tc>
@@ -6745,7 +8194,7 @@
                 <w:sz w:val="14"/>
                 <w:rFonts w:ascii="Arial" w:hAnsi="Arial"/>
               </w:rPr>
-              <w:t xml:space="preserve">1 раз в смену</w:t>
+              <w:t xml:space="preserve">после каждого использования</w:t>
             </w:r>
           </w:p>
         </w:tc>
@@ -6775,7 +8224,7 @@
                 <w:sz w:val="14"/>
                 <w:rFonts w:ascii="Arial" w:hAnsi="Arial"/>
               </w:rPr>
-              <w:t xml:space="preserve">визуальный контроль/сотрудник отдела качества</w:t>
+              <w:t xml:space="preserve">визуальный контроль, химический контроль, микробиологический контроль /сотрудник отдела качества</w:t>
             </w:r>
           </w:p>
         </w:tc>
@@ -6856,7 +8305,7 @@
                 <w:sz w:val="14"/>
                 <w:rFonts w:ascii="Arial" w:hAnsi="Arial"/>
               </w:rPr>
-              <w:t xml:space="preserve">ручной (протирание)</w:t>
+              <w:t xml:space="preserve"/>
             </w:r>
           </w:p>
         </w:tc>
@@ -6970,7 +8419,7 @@
                 <w:sz w:val="14"/>
                 <w:rFonts w:ascii="Arial" w:hAnsi="Arial"/>
               </w:rPr>
-              <w:t xml:space="preserve">трапы</w:t>
+              <w:t xml:space="preserve">доски</w:t>
             </w:r>
           </w:p>
         </w:tc>
@@ -6984,7 +8433,7 @@
                 <w:sz w:val="14"/>
                 <w:rFonts w:ascii="Arial" w:hAnsi="Arial"/>
               </w:rPr>
-              <w:t xml:space="preserve">прочистка</w:t>
+              <w:t xml:space="preserve">мойка</w:t>
             </w:r>
           </w:p>
         </w:tc>
@@ -7031,24 +8480,7 @@
                 <w:b/>
                 <w:sz w:val="14"/>
               </w:rPr>
-              <w:t>ХИМИТЕК ЧУДОДЕЙ</w:t>
-            </w:r>
-            <w:r>
-              <w:rPr>
-                <w:rFonts w:ascii="Arial" w:hAnsi="Arial"/>
-                <w:b/>
-                <w:sz w:val="14"/>
-                <w:vertAlign w:val="superscript"/>
-              </w:rPr>
-              <w:t>®</w:t>
-            </w:r>
-            <w:r>
-              <w:rPr>
-                <w:rFonts w:ascii="Arial" w:hAnsi="Arial"/>
-                <w:b/>
-                <w:sz w:val="14"/>
-              </w:rPr>
-              <w:t>-CIP</w:t>
+              <w:t>ХИМИТЕК КУХМАСТЕР-ПРОФИ</w:t>
             </w:r>
           </w:p>
         </w:tc>
@@ -7062,7 +8494,7 @@
                 <w:sz w:val="14"/>
                 <w:rFonts w:ascii="Arial" w:hAnsi="Arial"/>
               </w:rPr>
-              <w:t xml:space="preserve">ручной, обработка щёткой</w:t>
+              <w:t xml:space="preserve">механизированный</w:t>
             </w:r>
           </w:p>
         </w:tc>
@@ -7079,7 +8511,17 @@
                 <w:rFonts w:ascii="Arial" w:hAnsi="Arial"/>
                 <w:sz w:val="14"/>
               </w:rPr>
-              <w:t>100%</w:t>
+              <w:t>0,1% - 0,2%</w:t>
+            </w:r>
+            <w:r>
+              <w:br/>
+            </w:r>
+            <w:r>
+              <w:rPr>
+                <w:rFonts w:ascii="Arial" w:hAnsi="Arial"/>
+                <w:sz w:val="14"/>
+              </w:rPr>
+              <w:t>ПММ</w:t>
             </w:r>
           </w:p>
         </w:tc>
@@ -7096,7 +8538,7 @@
                 <w:sz w:val="14"/>
                 <w:rFonts w:ascii="Arial" w:hAnsi="Arial"/>
               </w:rPr>
-              <w:t xml:space="preserve">не ниже 40°C</w:t>
+              <w:t xml:space="preserve">50-60°C</w:t>
             </w:r>
           </w:p>
         </w:tc>
@@ -7113,7 +8555,7 @@
                 <w:sz w:val="14"/>
                 <w:rFonts w:ascii="Arial" w:hAnsi="Arial"/>
               </w:rPr>
-              <w:t xml:space="preserve">30 мин</w:t>
+              <w:t xml:space="preserve">согласно программе мойки</w:t>
             </w:r>
           </w:p>
         </w:tc>
@@ -7152,17 +8594,18 @@
         <w:tc>
           <w:tcPr>
             <w:tcW w:w="958" w:type="dxa"/>
-          </w:tcPr>
-          <w:p>
-            <w:pPr>
-              <w:jc w:val="center"/>
-            </w:pPr>
-            <w:r>
-              <w:rPr>
-                <w:sz w:val="14"/>
-                <w:rFonts w:ascii="Arial" w:hAnsi="Arial"/>
-              </w:rPr>
-              <w:t xml:space="preserve">1 раз в месяц</w:t>
+            <w:vMerge w:val="restart"/>
+          </w:tcPr>
+          <w:p>
+            <w:pPr>
+              <w:jc w:val="center"/>
+            </w:pPr>
+            <w:r>
+              <w:rPr>
+                <w:sz w:val="14"/>
+                <w:rFonts w:ascii="Arial" w:hAnsi="Arial"/>
+              </w:rPr>
+              <w:t xml:space="preserve">после каждого использования</w:t>
             </w:r>
           </w:p>
         </w:tc>
@@ -7192,7 +8635,7 @@
                 <w:sz w:val="14"/>
                 <w:rFonts w:ascii="Arial" w:hAnsi="Arial"/>
               </w:rPr>
-              <w:t xml:space="preserve">визуальный контроль/сотрудник отдела качества</w:t>
+              <w:t xml:space="preserve">визуальный контроль, химический контроль, микробиологический контроль /сотрудник отдела качества</w:t>
             </w:r>
           </w:p>
         </w:tc>
@@ -7215,7 +8658,7 @@
                 <w:sz w:val="14"/>
                 <w:rFonts w:ascii="Arial" w:hAnsi="Arial"/>
               </w:rPr>
-              <w:t xml:space="preserve">мойка</w:t>
+              <w:t xml:space="preserve">ополаскивание</w:t>
             </w:r>
           </w:p>
         </w:tc>
@@ -7235,7 +8678,7 @@
         <w:tc>
           <w:tcPr>
             <w:tcW w:w="1913" w:type="dxa"/>
-            <w:shd w:val="clear" w:color="auto" w:fill="99CCFF"/>
+            <w:shd w:val="clear" w:color="auto" w:fill="FFCCCC"/>
           </w:tcPr>
           <w:p>
             <w:pPr>
@@ -7250,24 +8693,7 @@
                 <w:b/>
                 <w:sz w:val="14"/>
               </w:rPr>
-              <w:t>ХИМИТЕК ЧУДОДЕЙ</w:t>
-            </w:r>
-            <w:r>
-              <w:rPr>
-                <w:rFonts w:ascii="Arial" w:hAnsi="Arial"/>
-                <w:b/>
-                <w:sz w:val="14"/>
-                <w:vertAlign w:val="superscript"/>
-              </w:rPr>
-              <w:t>®</w:t>
-            </w:r>
-            <w:r>
-              <w:rPr>
-                <w:rFonts w:ascii="Arial" w:hAnsi="Arial"/>
-                <w:b/>
-                <w:sz w:val="14"/>
-              </w:rPr>
-              <w:t>-КОМБИ-ПЕНАКТИВ</w:t>
+              <w:t>ХИМИТЕК КУХМАСТЕР-ОПОЛАСКИВАТЕЛЬ</w:t>
             </w:r>
           </w:p>
         </w:tc>
@@ -7281,7 +8707,7 @@
                 <w:sz w:val="14"/>
                 <w:rFonts w:ascii="Arial" w:hAnsi="Arial"/>
               </w:rPr>
-              <w:t xml:space="preserve">ручной (протирание, обработка щеткой)</w:t>
+              <w:t xml:space="preserve">механизированный</w:t>
             </w:r>
           </w:p>
         </w:tc>
@@ -7298,7 +8724,7 @@
                 <w:rFonts w:ascii="Arial" w:hAnsi="Arial"/>
                 <w:sz w:val="14"/>
               </w:rPr>
-              <w:t>2,0-3,0 %</w:t>
+              <w:t>0,01% - 0,02%</w:t>
             </w:r>
             <w:r>
               <w:br/>
@@ -7308,7 +8734,7 @@
                 <w:rFonts w:ascii="Arial" w:hAnsi="Arial"/>
                 <w:sz w:val="14"/>
               </w:rPr>
-              <w:t>спрей-система ProTwin</w:t>
+              <w:t>ПММ</w:t>
             </w:r>
           </w:p>
         </w:tc>
@@ -7325,7 +8751,7 @@
                 <w:sz w:val="14"/>
                 <w:rFonts w:ascii="Arial" w:hAnsi="Arial"/>
               </w:rPr>
-              <w:t xml:space="preserve">18-20 °C</w:t>
+              <w:t xml:space="preserve">60-80°C</w:t>
             </w:r>
           </w:p>
         </w:tc>
@@ -7342,7 +8768,7 @@
                 <w:sz w:val="14"/>
                 <w:rFonts w:ascii="Arial" w:hAnsi="Arial"/>
               </w:rPr>
-              <w:t xml:space="preserve">___________</w:t>
+              <w:t xml:space="preserve">согласно программе мойки</w:t>
             </w:r>
           </w:p>
         </w:tc>
@@ -7364,20 +8790,9 @@
         <w:tc>
           <w:tcPr>
             <w:tcW w:w="958" w:type="dxa"/>
-            <w:vMerge w:val="restart"/>
-          </w:tcPr>
-          <w:p>
-            <w:pPr>
-              <w:jc w:val="center"/>
-            </w:pPr>
-            <w:r>
-              <w:rPr>
-                <w:sz w:val="14"/>
-                <w:rFonts w:ascii="Arial" w:hAnsi="Arial"/>
-              </w:rPr>
-              <w:t xml:space="preserve">1 раз в смену</w:t>
-            </w:r>
-          </w:p>
+            <w:vMerge/>
+          </w:tcPr>
+          <w:p/>
         </w:tc>
         <w:tc>
           <w:tcPr>
@@ -7447,7 +8862,7 @@
                 <w:b/>
                 <w:sz w:val="14"/>
               </w:rPr>
-              <w:t>ПОЛИДЕЗ</w:t>
+              <w:t>ХИМИТЕК ПОЛИДЕЗ</w:t>
             </w:r>
             <w:r>
               <w:rPr>
@@ -7458,6 +8873,14 @@
               </w:rPr>
               <w:t>®</w:t>
             </w:r>
+            <w:r>
+              <w:rPr>
+                <w:rFonts w:ascii="Arial" w:hAnsi="Arial"/>
+                <w:b/>
+                <w:sz w:val="14"/>
+              </w:rPr>
+              <w:t>-СУПЕР</w:t>
+            </w:r>
           </w:p>
         </w:tc>
         <w:tc>
@@ -7470,7 +8893,7 @@
                 <w:sz w:val="14"/>
                 <w:rFonts w:ascii="Arial" w:hAnsi="Arial"/>
               </w:rPr>
-              <w:t xml:space="preserve">ручной (протирание)</w:t>
+              <w:t xml:space="preserve">ручной (замачивание)</w:t>
             </w:r>
           </w:p>
         </w:tc>
@@ -7487,7 +8910,7 @@
                 <w:rFonts w:ascii="Arial" w:hAnsi="Arial"/>
                 <w:sz w:val="14"/>
               </w:rPr>
-              <w:t>1,0 %</w:t>
+              <w:t>0,01% - 0,02% (по НУК)</w:t>
             </w:r>
             <w:r>
               <w:br/>
@@ -7497,7 +8920,7 @@
                 <w:rFonts w:ascii="Arial" w:hAnsi="Arial"/>
                 <w:sz w:val="14"/>
               </w:rPr>
-              <w:t>спрей-система ProTwin</w:t>
+              <w:t>дозирующая система ProMax</w:t>
             </w:r>
           </w:p>
         </w:tc>
@@ -7514,7 +8937,7 @@
                 <w:sz w:val="14"/>
                 <w:rFonts w:ascii="Arial" w:hAnsi="Arial"/>
               </w:rPr>
-              <w:t xml:space="preserve">18-20 °C</w:t>
+              <w:t xml:space="preserve">18-20°C</w:t>
             </w:r>
           </w:p>
         </w:tc>
@@ -7531,7 +8954,7 @@
                 <w:sz w:val="14"/>
                 <w:rFonts w:ascii="Arial" w:hAnsi="Arial"/>
               </w:rPr>
-              <w:t xml:space="preserve">20 мин</w:t>
+              <w:t xml:space="preserve">20 минут</w:t>
             </w:r>
           </w:p>
         </w:tc>
@@ -7576,6 +8999,502 @@
         <w:tc>
           <w:tcPr>
             <w:tcW w:w="1688" w:type="dxa"/>
+            <w:vMerge/>
+          </w:tcPr>
+          <w:p/>
+        </w:tc>
+        <w:tc>
+          <w:tcPr>
+            <w:tcW w:w="1408" w:type="dxa"/>
+          </w:tcPr>
+          <w:p>
+            <w:r>
+              <w:rPr>
+                <w:sz w:val="14"/>
+                <w:rFonts w:ascii="Arial" w:hAnsi="Arial"/>
+              </w:rPr>
+              <w:t xml:space="preserve">мойка</w:t>
+            </w:r>
+          </w:p>
+        </w:tc>
+        <w:tc>
+          <w:tcPr>
+            <w:tcW w:w="506" w:type="dxa"/>
+            <w:vMerge/>
+            <w:tcMar>
+              <w:left w:w="0" w:type="dxa"/>
+              <w:right w:w="0" w:type="dxa"/>
+            </w:tcMar>
+            <w:textDirection w:val="btLr"/>
+            <w:vAlign w:val="center"/>
+          </w:tcPr>
+          <w:p/>
+        </w:tc>
+        <w:tc>
+          <w:tcPr>
+            <w:tcW w:w="1913" w:type="dxa"/>
+            <w:shd w:val="clear" w:color="auto" w:fill="99CCFF"/>
+          </w:tcPr>
+          <w:p>
+            <w:pPr>
+              <w:rPr>
+                <w:b/>
+                <w:bCs/>
+              </w:rPr>
+            </w:pPr>
+            <w:r>
+              <w:rPr>
+                <w:rFonts w:ascii="Arial" w:hAnsi="Arial"/>
+                <w:b/>
+                <w:sz w:val="14"/>
+              </w:rPr>
+              <w:t>ХИМИТЕК КУХМАСТЕР-ПРОФИ</w:t>
+            </w:r>
+          </w:p>
+        </w:tc>
+        <w:tc>
+          <w:tcPr>
+            <w:tcW w:w="1520" w:type="dxa"/>
+          </w:tcPr>
+          <w:p>
+            <w:r>
+              <w:rPr>
+                <w:sz w:val="14"/>
+                <w:rFonts w:ascii="Arial" w:hAnsi="Arial"/>
+              </w:rPr>
+              <w:t xml:space="preserve">механизированный</w:t>
+            </w:r>
+          </w:p>
+        </w:tc>
+        <w:tc>
+          <w:tcPr>
+            <w:tcW w:w="2025" w:type="dxa"/>
+          </w:tcPr>
+          <w:p>
+            <w:pPr>
+              <w:jc w:val="center"/>
+            </w:pPr>
+            <w:r>
+              <w:rPr>
+                <w:rFonts w:ascii="Arial" w:hAnsi="Arial"/>
+                <w:sz w:val="14"/>
+              </w:rPr>
+              <w:t>0,1% - 0,2%</w:t>
+            </w:r>
+            <w:r>
+              <w:br/>
+            </w:r>
+            <w:r>
+              <w:rPr>
+                <w:rFonts w:ascii="Arial" w:hAnsi="Arial"/>
+                <w:sz w:val="14"/>
+              </w:rPr>
+              <w:t>ПММ</w:t>
+            </w:r>
+          </w:p>
+        </w:tc>
+        <w:tc>
+          <w:tcPr>
+            <w:tcW w:w="1183" w:type="dxa"/>
+          </w:tcPr>
+          <w:p>
+            <w:pPr>
+              <w:jc w:val="center"/>
+            </w:pPr>
+            <w:r>
+              <w:rPr>
+                <w:sz w:val="14"/>
+                <w:rFonts w:ascii="Arial" w:hAnsi="Arial"/>
+              </w:rPr>
+              <w:t xml:space="preserve">50-60°C</w:t>
+            </w:r>
+          </w:p>
+        </w:tc>
+        <w:tc>
+          <w:tcPr>
+            <w:tcW w:w="1126" w:type="dxa"/>
+          </w:tcPr>
+          <w:p>
+            <w:pPr>
+              <w:jc w:val="center"/>
+            </w:pPr>
+            <w:r>
+              <w:rPr>
+                <w:sz w:val="14"/>
+                <w:rFonts w:ascii="Arial" w:hAnsi="Arial"/>
+              </w:rPr>
+              <w:t xml:space="preserve">согласно программе мойки</w:t>
+            </w:r>
+          </w:p>
+        </w:tc>
+        <w:tc>
+          <w:tcPr>
+            <w:tcW w:w="510" w:type="dxa"/>
+            <w:vMerge/>
+            <w:noWrap/>
+            <w:tcMar>
+              <w:left w:w="0" w:type="dxa"/>
+              <w:right w:w="0" w:type="dxa"/>
+            </w:tcMar>
+            <w:textDirection w:val="btLr"/>
+            <w:tcFitText/>
+            <w:vAlign w:val="center"/>
+          </w:tcPr>
+          <w:p/>
+        </w:tc>
+        <w:tc>
+          <w:tcPr>
+            <w:tcW w:w="958" w:type="dxa"/>
+            <w:vMerge/>
+          </w:tcPr>
+          <w:p/>
+        </w:tc>
+        <w:tc>
+          <w:tcPr>
+            <w:tcW w:w="1351" w:type="dxa"/>
+            <w:vMerge/>
+          </w:tcPr>
+          <w:p/>
+        </w:tc>
+        <w:tc>
+          <w:tcPr>
+            <w:tcW w:w="1688" w:type="dxa"/>
+            <w:vMerge/>
+          </w:tcPr>
+          <w:p/>
+        </w:tc>
+      </w:tr>
+      <w:tr>
+        <w:tc>
+          <w:tcPr>
+            <w:tcW w:w="1688" w:type="dxa"/>
+            <w:vMerge/>
+          </w:tcPr>
+          <w:p/>
+        </w:tc>
+        <w:tc>
+          <w:tcPr>
+            <w:tcW w:w="1408" w:type="dxa"/>
+          </w:tcPr>
+          <w:p>
+            <w:r>
+              <w:rPr>
+                <w:sz w:val="14"/>
+                <w:rFonts w:ascii="Arial" w:hAnsi="Arial"/>
+              </w:rPr>
+              <w:t xml:space="preserve">ополаскивание</w:t>
+            </w:r>
+          </w:p>
+        </w:tc>
+        <w:tc>
+          <w:tcPr>
+            <w:tcW w:w="506" w:type="dxa"/>
+            <w:vMerge/>
+            <w:tcMar>
+              <w:left w:w="0" w:type="dxa"/>
+              <w:right w:w="0" w:type="dxa"/>
+            </w:tcMar>
+            <w:textDirection w:val="btLr"/>
+            <w:vAlign w:val="center"/>
+          </w:tcPr>
+          <w:p/>
+        </w:tc>
+        <w:tc>
+          <w:tcPr>
+            <w:tcW w:w="1913" w:type="dxa"/>
+          </w:tcPr>
+          <w:p>
+            <w:pPr>
+              <w:rPr>
+                <w:b/>
+                <w:bCs/>
+              </w:rPr>
+            </w:pPr>
+            <w:r>
+              <w:rPr>
+                <w:rFonts w:ascii="Arial" w:hAnsi="Arial"/>
+                <w:b/>
+                <w:sz w:val="14"/>
+              </w:rPr>
+              <w:t>ВОДА</w:t>
+            </w:r>
+          </w:p>
+        </w:tc>
+        <w:tc>
+          <w:tcPr>
+            <w:tcW w:w="1520" w:type="dxa"/>
+          </w:tcPr>
+          <w:p>
+            <w:r>
+              <w:rPr>
+                <w:sz w:val="14"/>
+                <w:rFonts w:ascii="Arial" w:hAnsi="Arial"/>
+              </w:rPr>
+              <w:t xml:space="preserve">механизированный</w:t>
+            </w:r>
+          </w:p>
+        </w:tc>
+        <w:tc>
+          <w:tcPr>
+            <w:tcW w:w="2025" w:type="dxa"/>
+          </w:tcPr>
+          <w:p>
+            <w:pPr>
+              <w:jc w:val="center"/>
+            </w:pPr>
+            <w:r>
+              <w:rPr>
+                <w:rFonts w:ascii="Arial" w:hAnsi="Arial"/>
+                <w:sz w:val="14"/>
+              </w:rPr>
+              <w:t>___________________</w:t>
+            </w:r>
+          </w:p>
+        </w:tc>
+        <w:tc>
+          <w:tcPr>
+            <w:tcW w:w="1183" w:type="dxa"/>
+          </w:tcPr>
+          <w:p>
+            <w:pPr>
+              <w:jc w:val="center"/>
+            </w:pPr>
+            <w:r>
+              <w:rPr>
+                <w:sz w:val="14"/>
+                <w:rFonts w:ascii="Arial" w:hAnsi="Arial"/>
+              </w:rPr>
+              <w:t xml:space="preserve">60-80°C</w:t>
+            </w:r>
+          </w:p>
+        </w:tc>
+        <w:tc>
+          <w:tcPr>
+            <w:tcW w:w="1126" w:type="dxa"/>
+          </w:tcPr>
+          <w:p>
+            <w:pPr>
+              <w:jc w:val="center"/>
+            </w:pPr>
+            <w:r>
+              <w:rPr>
+                <w:sz w:val="14"/>
+                <w:rFonts w:ascii="Arial" w:hAnsi="Arial"/>
+              </w:rPr>
+              <w:t xml:space="preserve">согласно программе мойки</w:t>
+            </w:r>
+          </w:p>
+        </w:tc>
+        <w:tc>
+          <w:tcPr>
+            <w:tcW w:w="510" w:type="dxa"/>
+            <w:vMerge/>
+            <w:noWrap/>
+            <w:tcMar>
+              <w:left w:w="0" w:type="dxa"/>
+              <w:right w:w="0" w:type="dxa"/>
+            </w:tcMar>
+            <w:textDirection w:val="btLr"/>
+            <w:tcFitText/>
+            <w:vAlign w:val="center"/>
+          </w:tcPr>
+          <w:p/>
+        </w:tc>
+        <w:tc>
+          <w:tcPr>
+            <w:tcW w:w="958" w:type="dxa"/>
+            <w:vMerge/>
+          </w:tcPr>
+          <w:p/>
+        </w:tc>
+        <w:tc>
+          <w:tcPr>
+            <w:tcW w:w="1351" w:type="dxa"/>
+            <w:vMerge/>
+          </w:tcPr>
+          <w:p/>
+        </w:tc>
+        <w:tc>
+          <w:tcPr>
+            <w:tcW w:w="1688" w:type="dxa"/>
+            <w:vMerge/>
+          </w:tcPr>
+          <w:p/>
+        </w:tc>
+      </w:tr>
+      <w:tr>
+        <w:tc>
+          <w:tcPr>
+            <w:tcW w:w="1688" w:type="dxa"/>
+            <w:vMerge/>
+          </w:tcPr>
+          <w:p/>
+        </w:tc>
+        <w:tc>
+          <w:tcPr>
+            <w:tcW w:w="1408" w:type="dxa"/>
+          </w:tcPr>
+          <w:p>
+            <w:r>
+              <w:rPr>
+                <w:sz w:val="14"/>
+                <w:rFonts w:ascii="Arial" w:hAnsi="Arial"/>
+              </w:rPr>
+              <w:t xml:space="preserve">мойка</w:t>
+            </w:r>
+          </w:p>
+        </w:tc>
+        <w:tc>
+          <w:tcPr>
+            <w:tcW w:w="506" w:type="dxa"/>
+            <w:vMerge/>
+            <w:tcMar>
+              <w:left w:w="0" w:type="dxa"/>
+              <w:right w:w="0" w:type="dxa"/>
+            </w:tcMar>
+            <w:textDirection w:val="btLr"/>
+            <w:vAlign w:val="center"/>
+          </w:tcPr>
+          <w:p/>
+        </w:tc>
+        <w:tc>
+          <w:tcPr>
+            <w:tcW w:w="1913" w:type="dxa"/>
+            <w:shd w:val="clear" w:color="auto" w:fill="99FF99"/>
+          </w:tcPr>
+          <w:p>
+            <w:pPr>
+              <w:rPr>
+                <w:b/>
+                <w:bCs/>
+              </w:rPr>
+            </w:pPr>
+            <w:r>
+              <w:rPr>
+                <w:rFonts w:ascii="Arial" w:hAnsi="Arial"/>
+                <w:b/>
+                <w:sz w:val="14"/>
+              </w:rPr>
+              <w:t>ХИМИТЕК КУХМАСТЕР-ГЕЛЬ</w:t>
+            </w:r>
+          </w:p>
+        </w:tc>
+        <w:tc>
+          <w:tcPr>
+            <w:tcW w:w="1520" w:type="dxa"/>
+          </w:tcPr>
+          <w:p>
+            <w:r>
+              <w:rPr>
+                <w:sz w:val="14"/>
+                <w:rFonts w:ascii="Arial" w:hAnsi="Arial"/>
+              </w:rPr>
+              <w:t xml:space="preserve">ручной (протирание, обработка щеткой)</w:t>
+            </w:r>
+          </w:p>
+        </w:tc>
+        <w:tc>
+          <w:tcPr>
+            <w:tcW w:w="2025" w:type="dxa"/>
+          </w:tcPr>
+          <w:p>
+            <w:pPr>
+              <w:jc w:val="center"/>
+            </w:pPr>
+            <w:r>
+              <w:rPr>
+                <w:rFonts w:ascii="Arial" w:hAnsi="Arial"/>
+                <w:sz w:val="14"/>
+              </w:rPr>
+              <w:t>1% - 2%</w:t>
+            </w:r>
+            <w:r>
+              <w:br/>
+            </w:r>
+            <w:r>
+              <w:rPr>
+                <w:rFonts w:ascii="Arial" w:hAnsi="Arial"/>
+                <w:sz w:val="14"/>
+              </w:rPr>
+              <w:t>дозирующая система ProMax</w:t>
+            </w:r>
+          </w:p>
+        </w:tc>
+        <w:tc>
+          <w:tcPr>
+            <w:tcW w:w="1183" w:type="dxa"/>
+          </w:tcPr>
+          <w:p>
+            <w:pPr>
+              <w:jc w:val="center"/>
+            </w:pPr>
+            <w:r>
+              <w:rPr>
+                <w:sz w:val="14"/>
+                <w:rFonts w:ascii="Arial" w:hAnsi="Arial"/>
+              </w:rPr>
+              <w:t xml:space="preserve">не ниже 40°C</w:t>
+            </w:r>
+          </w:p>
+        </w:tc>
+        <w:tc>
+          <w:tcPr>
+            <w:tcW w:w="1126" w:type="dxa"/>
+          </w:tcPr>
+          <w:p>
+            <w:pPr>
+              <w:jc w:val="center"/>
+            </w:pPr>
+            <w:r>
+              <w:rPr>
+                <w:sz w:val="14"/>
+                <w:rFonts w:ascii="Arial" w:hAnsi="Arial"/>
+              </w:rPr>
+              <w:t xml:space="preserve">___________</w:t>
+            </w:r>
+          </w:p>
+        </w:tc>
+        <w:tc>
+          <w:tcPr>
+            <w:tcW w:w="510" w:type="dxa"/>
+            <w:vMerge/>
+            <w:noWrap/>
+            <w:tcMar>
+              <w:left w:w="0" w:type="dxa"/>
+              <w:right w:w="0" w:type="dxa"/>
+            </w:tcMar>
+            <w:textDirection w:val="btLr"/>
+            <w:tcFitText/>
+            <w:vAlign w:val="center"/>
+          </w:tcPr>
+          <w:p/>
+        </w:tc>
+        <w:tc>
+          <w:tcPr>
+            <w:tcW w:w="958" w:type="dxa"/>
+            <w:vMerge/>
+          </w:tcPr>
+          <w:p/>
+        </w:tc>
+        <w:tc>
+          <w:tcPr>
+            <w:tcW w:w="1351" w:type="dxa"/>
+            <w:vMerge/>
+          </w:tcPr>
+          <w:p/>
+        </w:tc>
+        <w:tc>
+          <w:tcPr>
+            <w:tcW w:w="1688" w:type="dxa"/>
+            <w:vMerge/>
+          </w:tcPr>
+          <w:p/>
+        </w:tc>
+      </w:tr>
+      <w:tr>
+        <w:tc>
+          <w:tcPr>
+            <w:tcW w:w="1688" w:type="dxa"/>
             <w:vMerge w:val="restart"/>
           </w:tcPr>
           <w:p>
@@ -7584,7 +9503,7 @@
                 <w:sz w:val="14"/>
                 <w:rFonts w:ascii="Arial" w:hAnsi="Arial"/>
               </w:rPr>
-              <w:t xml:space="preserve">пол</w:t>
+              <w:t xml:space="preserve">вешала</w:t>
             </w:r>
           </w:p>
         </w:tc>
@@ -7676,7 +9595,7 @@
                 <w:sz w:val="14"/>
                 <w:rFonts w:ascii="Arial" w:hAnsi="Arial"/>
               </w:rPr>
-              <w:t xml:space="preserve">ручной (протирание, обработка щеткой)</w:t>
+              <w:t xml:space="preserve"/>
             </w:r>
           </w:p>
         </w:tc>
@@ -7693,7 +9612,7 @@
                 <w:rFonts w:ascii="Arial" w:hAnsi="Arial"/>
                 <w:sz w:val="14"/>
               </w:rPr>
-              <w:t>2,0-3,0 %</w:t>
+              <w:t>2,0 % - 3,0 %</w:t>
             </w:r>
             <w:r>
               <w:br/>
@@ -7720,7 +9639,7 @@
                 <w:sz w:val="14"/>
                 <w:rFonts w:ascii="Arial" w:hAnsi="Arial"/>
               </w:rPr>
-              <w:t xml:space="preserve">не ниже 40 °C</w:t>
+              <w:t xml:space="preserve">не ниже 40°C</w:t>
             </w:r>
           </w:p>
         </w:tc>
@@ -7787,7 +9706,7 @@
                 <w:sz w:val="14"/>
                 <w:rFonts w:ascii="Arial" w:hAnsi="Arial"/>
               </w:rPr>
-              <w:t xml:space="preserve">2 раза в смену</w:t>
+              <w:t xml:space="preserve">после каждого использования</w:t>
             </w:r>
           </w:p>
         </w:tc>
@@ -7817,7 +9736,7 @@
                 <w:sz w:val="14"/>
                 <w:rFonts w:ascii="Arial" w:hAnsi="Arial"/>
               </w:rPr>
-              <w:t xml:space="preserve">визуальный контроль/сотрудник отдела качества</w:t>
+              <w:t xml:space="preserve">визуальный контроль, химический контроль, микробиологический контроль /сотрудник отдела качества</w:t>
             </w:r>
           </w:p>
         </w:tc>
@@ -7898,7 +9817,7 @@
                 <w:sz w:val="14"/>
                 <w:rFonts w:ascii="Arial" w:hAnsi="Arial"/>
               </w:rPr>
-              <w:t xml:space="preserve">ручной (протирание)</w:t>
+              <w:t xml:space="preserve"/>
             </w:r>
           </w:p>
         </w:tc>
@@ -8003,25 +9922,6 @@
       <w:tr>
         <w:tc>
           <w:tcPr>
-            <w:tcW w:w="15876" w:type="dxa"/>
-            <w:gridSpan w:val="12"/>
-            <w:shd w:val="clear" w:color="auto" w:fill="D2D2D2"/>
-          </w:tcPr>
-          <w:p>
-            <w:r>
-              <w:rPr>
-                <w:sz w:val="14"/>
-                <w:rFonts w:ascii="Arial" w:hAnsi="Arial"/>
-                <w:b/>
-              </w:rPr>
-              <w:t xml:space="preserve">Санитарная обработка рабочих поверхностей</w:t>
-            </w:r>
-          </w:p>
-        </w:tc>
-      </w:tr>
-      <w:tr>
-        <w:tc>
-          <w:tcPr>
             <w:tcW w:w="1688" w:type="dxa"/>
             <w:vMerge w:val="restart"/>
           </w:tcPr>
@@ -8031,7 +9931,7 @@
                 <w:sz w:val="14"/>
                 <w:rFonts w:ascii="Arial" w:hAnsi="Arial"/>
               </w:rPr>
-              <w:t xml:space="preserve">производственные столы из нержавеющий стали</w:t>
+              <w:t xml:space="preserve">съёмные детали оборудования из нержавеющей стали</w:t>
             </w:r>
           </w:p>
         </w:tc>
@@ -8092,24 +9992,7 @@
                 <w:b/>
                 <w:sz w:val="14"/>
               </w:rPr>
-              <w:t>ХИМИТЕК ЧУДОДЕЙ</w:t>
-            </w:r>
-            <w:r>
-              <w:rPr>
-                <w:rFonts w:ascii="Arial" w:hAnsi="Arial"/>
-                <w:b/>
-                <w:sz w:val="14"/>
-                <w:vertAlign w:val="superscript"/>
-              </w:rPr>
-              <w:t>®</w:t>
-            </w:r>
-            <w:r>
-              <w:rPr>
-                <w:rFonts w:ascii="Arial" w:hAnsi="Arial"/>
-                <w:b/>
-                <w:sz w:val="14"/>
-              </w:rPr>
-              <w:t>-КОМБИ-ПЕНАКТИВ</w:t>
+              <w:t>ХИМИТЕК КУХМАСТЕР-ПРОФИ</w:t>
             </w:r>
           </w:p>
         </w:tc>
@@ -8123,7 +10006,7 @@
                 <w:sz w:val="14"/>
                 <w:rFonts w:ascii="Arial" w:hAnsi="Arial"/>
               </w:rPr>
-              <w:t xml:space="preserve">ручной (протирание, обработка щеткой)</w:t>
+              <w:t xml:space="preserve">механизированный</w:t>
             </w:r>
           </w:p>
         </w:tc>
@@ -8140,7 +10023,7 @@
                 <w:rFonts w:ascii="Arial" w:hAnsi="Arial"/>
                 <w:sz w:val="14"/>
               </w:rPr>
-              <w:t>2,0 % - 3,0 %</w:t>
+              <w:t>0,1% - 0,2%</w:t>
             </w:r>
             <w:r>
               <w:br/>
@@ -8150,7 +10033,7 @@
                 <w:rFonts w:ascii="Arial" w:hAnsi="Arial"/>
                 <w:sz w:val="14"/>
               </w:rPr>
-              <w:t>спрей-система ProTwin</w:t>
+              <w:t>ПММ</w:t>
             </w:r>
           </w:p>
         </w:tc>
@@ -8167,7 +10050,7 @@
                 <w:sz w:val="14"/>
                 <w:rFonts w:ascii="Arial" w:hAnsi="Arial"/>
               </w:rPr>
-              <w:t xml:space="preserve">не ниже 40°C</w:t>
+              <w:t xml:space="preserve">50-60°C</w:t>
             </w:r>
           </w:p>
         </w:tc>
@@ -8184,7 +10067,7 @@
                 <w:sz w:val="14"/>
                 <w:rFonts w:ascii="Arial" w:hAnsi="Arial"/>
               </w:rPr>
-              <w:t xml:space="preserve">___________</w:t>
+              <w:t xml:space="preserve">согласно программе мойки</w:t>
             </w:r>
           </w:p>
         </w:tc>
@@ -8234,7 +10117,7 @@
                 <w:sz w:val="14"/>
                 <w:rFonts w:ascii="Arial" w:hAnsi="Arial"/>
               </w:rPr>
-              <w:t xml:space="preserve">1 раз в смену, при смене операций</w:t>
+              <w:t xml:space="preserve">после каждого использования</w:t>
             </w:r>
           </w:p>
         </w:tc>
@@ -8249,7 +10132,7 @@
                 <w:sz w:val="14"/>
                 <w:rFonts w:ascii="Arial" w:hAnsi="Arial"/>
               </w:rPr>
-              <w:t xml:space="preserve">сотрудник производства</w:t>
+              <w:t xml:space="preserve">сотрудник внутреннего клининга</w:t>
             </w:r>
           </w:p>
         </w:tc>
@@ -8287,7 +10170,7 @@
                 <w:sz w:val="14"/>
                 <w:rFonts w:ascii="Arial" w:hAnsi="Arial"/>
               </w:rPr>
-              <w:t xml:space="preserve">дезинфекция</w:t>
+              <w:t xml:space="preserve">ополаскивание</w:t>
             </w:r>
           </w:p>
         </w:tc>
@@ -8307,7 +10190,7 @@
         <w:tc>
           <w:tcPr>
             <w:tcW w:w="1913" w:type="dxa"/>
-            <w:shd w:val="clear" w:color="auto" w:fill="FFFFCC"/>
+            <w:shd w:val="clear" w:color="auto" w:fill="FFCCCC"/>
           </w:tcPr>
           <w:p>
             <w:pPr>
@@ -8322,16 +10205,7 @@
                 <w:b/>
                 <w:sz w:val="14"/>
               </w:rPr>
-              <w:t>ПОЛИДЕЗ</w:t>
-            </w:r>
-            <w:r>
-              <w:rPr>
-                <w:rFonts w:ascii="Arial" w:hAnsi="Arial"/>
-                <w:b/>
-                <w:sz w:val="14"/>
-                <w:vertAlign w:val="superscript"/>
-              </w:rPr>
-              <w:t>®</w:t>
+              <w:t>ХИМИТЕК КУХМАСТЕР-ОПОЛАСКИВАТЕЛЬ</w:t>
             </w:r>
           </w:p>
         </w:tc>
@@ -8345,7 +10219,7 @@
                 <w:sz w:val="14"/>
                 <w:rFonts w:ascii="Arial" w:hAnsi="Arial"/>
               </w:rPr>
-              <w:t xml:space="preserve">ручной (протирание)</w:t>
+              <w:t xml:space="preserve">механизированный</w:t>
             </w:r>
           </w:p>
         </w:tc>
@@ -8362,7 +10236,7 @@
                 <w:rFonts w:ascii="Arial" w:hAnsi="Arial"/>
                 <w:sz w:val="14"/>
               </w:rPr>
-              <w:t>1,0 %</w:t>
+              <w:t>0,01% - 0,02%</w:t>
             </w:r>
             <w:r>
               <w:br/>
@@ -8372,7 +10246,7 @@
                 <w:rFonts w:ascii="Arial" w:hAnsi="Arial"/>
                 <w:sz w:val="14"/>
               </w:rPr>
-              <w:t>спрей-система ProTwin</w:t>
+              <w:t>ПММ</w:t>
             </w:r>
           </w:p>
         </w:tc>
@@ -8389,7 +10263,7 @@
                 <w:sz w:val="14"/>
                 <w:rFonts w:ascii="Arial" w:hAnsi="Arial"/>
               </w:rPr>
-              <w:t xml:space="preserve">18-20 °C</w:t>
+              <w:t xml:space="preserve">60-80°C</w:t>
             </w:r>
           </w:p>
         </w:tc>
@@ -8406,7 +10280,7 @@
                 <w:sz w:val="14"/>
                 <w:rFonts w:ascii="Arial" w:hAnsi="Arial"/>
               </w:rPr>
-              <w:t xml:space="preserve">20 мин</w:t>
+              <w:t xml:space="preserve">согласно программе мойки</w:t>
             </w:r>
           </w:p>
         </w:tc>
@@ -8500,7 +10374,7 @@
                 <w:b/>
                 <w:sz w:val="14"/>
               </w:rPr>
-              <w:t>ПОЛИДЕЗ</w:t>
+              <w:t>ХИМИТЕК ПОЛИДЕЗ</w:t>
             </w:r>
             <w:r>
               <w:rPr>
@@ -8511,6 +10385,14 @@
               </w:rPr>
               <w:t>®</w:t>
             </w:r>
+            <w:r>
+              <w:rPr>
+                <w:rFonts w:ascii="Arial" w:hAnsi="Arial"/>
+                <w:b/>
+                <w:sz w:val="14"/>
+              </w:rPr>
+              <w:t>-СУПЕР</w:t>
+            </w:r>
           </w:p>
         </w:tc>
         <w:tc>
@@ -8523,7 +10405,7 @@
                 <w:sz w:val="14"/>
                 <w:rFonts w:ascii="Arial" w:hAnsi="Arial"/>
               </w:rPr>
-              <w:t xml:space="preserve">ручной (протирание)</w:t>
+              <w:t xml:space="preserve">ручной (замачивание)</w:t>
             </w:r>
           </w:p>
         </w:tc>
@@ -8540,7 +10422,7 @@
                 <w:rFonts w:ascii="Arial" w:hAnsi="Arial"/>
                 <w:sz w:val="14"/>
               </w:rPr>
-              <w:t>1,0 %</w:t>
+              <w:t>0,01% - 0,02% (по НУК)</w:t>
             </w:r>
             <w:r>
               <w:br/>
@@ -8550,7 +10432,7 @@
                 <w:rFonts w:ascii="Arial" w:hAnsi="Arial"/>
                 <w:sz w:val="14"/>
               </w:rPr>
-              <w:t>спрей-система ProTwin</w:t>
+              <w:t>дозирующая система ProMax</w:t>
             </w:r>
           </w:p>
         </w:tc>
@@ -8567,7 +10449,7 @@
                 <w:sz w:val="14"/>
                 <w:rFonts w:ascii="Arial" w:hAnsi="Arial"/>
               </w:rPr>
-              <w:t xml:space="preserve">18-20 °C</w:t>
+              <w:t xml:space="preserve">18-20°C</w:t>
             </w:r>
           </w:p>
         </w:tc>
@@ -8584,7 +10466,7 @@
                 <w:sz w:val="14"/>
                 <w:rFonts w:ascii="Arial" w:hAnsi="Arial"/>
               </w:rPr>
-              <w:t xml:space="preserve">20 мин</w:t>
+              <w:t xml:space="preserve">20 минут</w:t>
             </w:r>
           </w:p>
         </w:tc>
@@ -8606,19 +10488,9 @@
         <w:tc>
           <w:tcPr>
             <w:tcW w:w="958" w:type="dxa"/>
-          </w:tcPr>
-          <w:p>
-            <w:pPr>
-              <w:jc w:val="center"/>
-            </w:pPr>
-            <w:r>
-              <w:rPr>
-                <w:sz w:val="14"/>
-                <w:rFonts w:ascii="Arial" w:hAnsi="Arial"/>
-              </w:rPr>
-              <w:t xml:space="preserve">при простое &gt; 30 минут</w:t>
-            </w:r>
-          </w:p>
+            <w:vMerge/>
+          </w:tcPr>
+          <w:p/>
         </w:tc>
         <w:tc>
           <w:tcPr>
@@ -8638,6 +10510,930 @@
       <w:tr>
         <w:tc>
           <w:tcPr>
+            <w:tcW w:w="1688" w:type="dxa"/>
+            <w:vMerge/>
+          </w:tcPr>
+          <w:p/>
+        </w:tc>
+        <w:tc>
+          <w:tcPr>
+            <w:tcW w:w="1408" w:type="dxa"/>
+          </w:tcPr>
+          <w:p>
+            <w:r>
+              <w:rPr>
+                <w:sz w:val="14"/>
+                <w:rFonts w:ascii="Arial" w:hAnsi="Arial"/>
+              </w:rPr>
+              <w:t xml:space="preserve">мойка</w:t>
+            </w:r>
+          </w:p>
+        </w:tc>
+        <w:tc>
+          <w:tcPr>
+            <w:tcW w:w="506" w:type="dxa"/>
+            <w:vMerge/>
+            <w:tcMar>
+              <w:left w:w="0" w:type="dxa"/>
+              <w:right w:w="0" w:type="dxa"/>
+            </w:tcMar>
+            <w:textDirection w:val="btLr"/>
+            <w:vAlign w:val="center"/>
+          </w:tcPr>
+          <w:p/>
+        </w:tc>
+        <w:tc>
+          <w:tcPr>
+            <w:tcW w:w="1913" w:type="dxa"/>
+            <w:shd w:val="clear" w:color="auto" w:fill="99CCFF"/>
+          </w:tcPr>
+          <w:p>
+            <w:pPr>
+              <w:rPr>
+                <w:b/>
+                <w:bCs/>
+              </w:rPr>
+            </w:pPr>
+            <w:r>
+              <w:rPr>
+                <w:rFonts w:ascii="Arial" w:hAnsi="Arial"/>
+                <w:b/>
+                <w:sz w:val="14"/>
+              </w:rPr>
+              <w:t>ХИМИТЕК КУХМАСТЕР-ПРОФИ</w:t>
+            </w:r>
+          </w:p>
+        </w:tc>
+        <w:tc>
+          <w:tcPr>
+            <w:tcW w:w="1520" w:type="dxa"/>
+          </w:tcPr>
+          <w:p>
+            <w:r>
+              <w:rPr>
+                <w:sz w:val="14"/>
+                <w:rFonts w:ascii="Arial" w:hAnsi="Arial"/>
+              </w:rPr>
+              <w:t xml:space="preserve">механизированный</w:t>
+            </w:r>
+          </w:p>
+        </w:tc>
+        <w:tc>
+          <w:tcPr>
+            <w:tcW w:w="2025" w:type="dxa"/>
+          </w:tcPr>
+          <w:p>
+            <w:pPr>
+              <w:jc w:val="center"/>
+            </w:pPr>
+            <w:r>
+              <w:rPr>
+                <w:rFonts w:ascii="Arial" w:hAnsi="Arial"/>
+                <w:sz w:val="14"/>
+              </w:rPr>
+              <w:t>0,1% - 0,2%</w:t>
+            </w:r>
+            <w:r>
+              <w:br/>
+            </w:r>
+            <w:r>
+              <w:rPr>
+                <w:rFonts w:ascii="Arial" w:hAnsi="Arial"/>
+                <w:sz w:val="14"/>
+              </w:rPr>
+              <w:t>ПММ</w:t>
+            </w:r>
+          </w:p>
+        </w:tc>
+        <w:tc>
+          <w:tcPr>
+            <w:tcW w:w="1183" w:type="dxa"/>
+          </w:tcPr>
+          <w:p>
+            <w:pPr>
+              <w:jc w:val="center"/>
+            </w:pPr>
+            <w:r>
+              <w:rPr>
+                <w:sz w:val="14"/>
+                <w:rFonts w:ascii="Arial" w:hAnsi="Arial"/>
+              </w:rPr>
+              <w:t xml:space="preserve">50-60°C</w:t>
+            </w:r>
+          </w:p>
+        </w:tc>
+        <w:tc>
+          <w:tcPr>
+            <w:tcW w:w="1126" w:type="dxa"/>
+          </w:tcPr>
+          <w:p>
+            <w:pPr>
+              <w:jc w:val="center"/>
+            </w:pPr>
+            <w:r>
+              <w:rPr>
+                <w:sz w:val="14"/>
+                <w:rFonts w:ascii="Arial" w:hAnsi="Arial"/>
+              </w:rPr>
+              <w:t xml:space="preserve">согласно программе мойки</w:t>
+            </w:r>
+          </w:p>
+        </w:tc>
+        <w:tc>
+          <w:tcPr>
+            <w:tcW w:w="510" w:type="dxa"/>
+            <w:vMerge/>
+            <w:noWrap/>
+            <w:tcMar>
+              <w:left w:w="0" w:type="dxa"/>
+              <w:right w:w="0" w:type="dxa"/>
+            </w:tcMar>
+            <w:textDirection w:val="btLr"/>
+            <w:tcFitText/>
+            <w:vAlign w:val="center"/>
+          </w:tcPr>
+          <w:p/>
+        </w:tc>
+        <w:tc>
+          <w:tcPr>
+            <w:tcW w:w="958" w:type="dxa"/>
+            <w:vMerge/>
+          </w:tcPr>
+          <w:p/>
+        </w:tc>
+        <w:tc>
+          <w:tcPr>
+            <w:tcW w:w="1351" w:type="dxa"/>
+            <w:vMerge/>
+          </w:tcPr>
+          <w:p/>
+        </w:tc>
+        <w:tc>
+          <w:tcPr>
+            <w:tcW w:w="1688" w:type="dxa"/>
+            <w:vMerge/>
+          </w:tcPr>
+          <w:p/>
+        </w:tc>
+      </w:tr>
+      <w:tr>
+        <w:tc>
+          <w:tcPr>
+            <w:tcW w:w="1688" w:type="dxa"/>
+            <w:vMerge/>
+          </w:tcPr>
+          <w:p/>
+        </w:tc>
+        <w:tc>
+          <w:tcPr>
+            <w:tcW w:w="1408" w:type="dxa"/>
+          </w:tcPr>
+          <w:p>
+            <w:r>
+              <w:rPr>
+                <w:sz w:val="14"/>
+                <w:rFonts w:ascii="Arial" w:hAnsi="Arial"/>
+              </w:rPr>
+              <w:t xml:space="preserve">ополаскивание</w:t>
+            </w:r>
+          </w:p>
+        </w:tc>
+        <w:tc>
+          <w:tcPr>
+            <w:tcW w:w="506" w:type="dxa"/>
+            <w:vMerge/>
+            <w:tcMar>
+              <w:left w:w="0" w:type="dxa"/>
+              <w:right w:w="0" w:type="dxa"/>
+            </w:tcMar>
+            <w:textDirection w:val="btLr"/>
+            <w:vAlign w:val="center"/>
+          </w:tcPr>
+          <w:p/>
+        </w:tc>
+        <w:tc>
+          <w:tcPr>
+            <w:tcW w:w="1913" w:type="dxa"/>
+          </w:tcPr>
+          <w:p>
+            <w:pPr>
+              <w:rPr>
+                <w:b/>
+                <w:bCs/>
+              </w:rPr>
+            </w:pPr>
+            <w:r>
+              <w:rPr>
+                <w:rFonts w:ascii="Arial" w:hAnsi="Arial"/>
+                <w:b/>
+                <w:sz w:val="14"/>
+              </w:rPr>
+              <w:t>ВОДА</w:t>
+            </w:r>
+          </w:p>
+        </w:tc>
+        <w:tc>
+          <w:tcPr>
+            <w:tcW w:w="1520" w:type="dxa"/>
+          </w:tcPr>
+          <w:p>
+            <w:r>
+              <w:rPr>
+                <w:sz w:val="14"/>
+                <w:rFonts w:ascii="Arial" w:hAnsi="Arial"/>
+              </w:rPr>
+              <w:t xml:space="preserve">механизированный</w:t>
+            </w:r>
+          </w:p>
+        </w:tc>
+        <w:tc>
+          <w:tcPr>
+            <w:tcW w:w="2025" w:type="dxa"/>
+          </w:tcPr>
+          <w:p>
+            <w:pPr>
+              <w:jc w:val="center"/>
+            </w:pPr>
+            <w:r>
+              <w:rPr>
+                <w:rFonts w:ascii="Arial" w:hAnsi="Arial"/>
+                <w:sz w:val="14"/>
+              </w:rPr>
+              <w:t>___________________</w:t>
+            </w:r>
+          </w:p>
+        </w:tc>
+        <w:tc>
+          <w:tcPr>
+            <w:tcW w:w="1183" w:type="dxa"/>
+          </w:tcPr>
+          <w:p>
+            <w:pPr>
+              <w:jc w:val="center"/>
+            </w:pPr>
+            <w:r>
+              <w:rPr>
+                <w:sz w:val="14"/>
+                <w:rFonts w:ascii="Arial" w:hAnsi="Arial"/>
+              </w:rPr>
+              <w:t xml:space="preserve">60-80°C</w:t>
+            </w:r>
+          </w:p>
+        </w:tc>
+        <w:tc>
+          <w:tcPr>
+            <w:tcW w:w="1126" w:type="dxa"/>
+          </w:tcPr>
+          <w:p>
+            <w:pPr>
+              <w:jc w:val="center"/>
+            </w:pPr>
+            <w:r>
+              <w:rPr>
+                <w:sz w:val="14"/>
+                <w:rFonts w:ascii="Arial" w:hAnsi="Arial"/>
+              </w:rPr>
+              <w:t xml:space="preserve">согласно программе мойки</w:t>
+            </w:r>
+          </w:p>
+        </w:tc>
+        <w:tc>
+          <w:tcPr>
+            <w:tcW w:w="510" w:type="dxa"/>
+            <w:vMerge/>
+            <w:noWrap/>
+            <w:tcMar>
+              <w:left w:w="0" w:type="dxa"/>
+              <w:right w:w="0" w:type="dxa"/>
+            </w:tcMar>
+            <w:textDirection w:val="btLr"/>
+            <w:tcFitText/>
+            <w:vAlign w:val="center"/>
+          </w:tcPr>
+          <w:p/>
+        </w:tc>
+        <w:tc>
+          <w:tcPr>
+            <w:tcW w:w="958" w:type="dxa"/>
+            <w:vMerge/>
+          </w:tcPr>
+          <w:p/>
+        </w:tc>
+        <w:tc>
+          <w:tcPr>
+            <w:tcW w:w="1351" w:type="dxa"/>
+            <w:vMerge/>
+          </w:tcPr>
+          <w:p/>
+        </w:tc>
+        <w:tc>
+          <w:tcPr>
+            <w:tcW w:w="1688" w:type="dxa"/>
+            <w:vMerge/>
+          </w:tcPr>
+          <w:p/>
+        </w:tc>
+      </w:tr>
+      <w:tr>
+        <w:tc>
+          <w:tcPr>
+            <w:tcW w:w="1688" w:type="dxa"/>
+            <w:vMerge/>
+          </w:tcPr>
+          <w:p/>
+        </w:tc>
+        <w:tc>
+          <w:tcPr>
+            <w:tcW w:w="1408" w:type="dxa"/>
+          </w:tcPr>
+          <w:p>
+            <w:r>
+              <w:rPr>
+                <w:sz w:val="14"/>
+                <w:rFonts w:ascii="Arial" w:hAnsi="Arial"/>
+              </w:rPr>
+              <w:t xml:space="preserve">мойка</w:t>
+            </w:r>
+          </w:p>
+        </w:tc>
+        <w:tc>
+          <w:tcPr>
+            <w:tcW w:w="506" w:type="dxa"/>
+            <w:vMerge/>
+            <w:tcMar>
+              <w:left w:w="0" w:type="dxa"/>
+              <w:right w:w="0" w:type="dxa"/>
+            </w:tcMar>
+            <w:textDirection w:val="btLr"/>
+            <w:vAlign w:val="center"/>
+          </w:tcPr>
+          <w:p/>
+        </w:tc>
+        <w:tc>
+          <w:tcPr>
+            <w:tcW w:w="1913" w:type="dxa"/>
+            <w:shd w:val="clear" w:color="auto" w:fill="99FF99"/>
+          </w:tcPr>
+          <w:p>
+            <w:pPr>
+              <w:rPr>
+                <w:b/>
+                <w:bCs/>
+              </w:rPr>
+            </w:pPr>
+            <w:r>
+              <w:rPr>
+                <w:rFonts w:ascii="Arial" w:hAnsi="Arial"/>
+                <w:b/>
+                <w:sz w:val="14"/>
+              </w:rPr>
+              <w:t>ХИМИТЕК КУХМАСТЕР-ГЕЛЬ</w:t>
+            </w:r>
+          </w:p>
+        </w:tc>
+        <w:tc>
+          <w:tcPr>
+            <w:tcW w:w="1520" w:type="dxa"/>
+          </w:tcPr>
+          <w:p>
+            <w:r>
+              <w:rPr>
+                <w:sz w:val="14"/>
+                <w:rFonts w:ascii="Arial" w:hAnsi="Arial"/>
+              </w:rPr>
+              <w:t xml:space="preserve">ручной (протирание, обработка щеткой)</w:t>
+            </w:r>
+          </w:p>
+        </w:tc>
+        <w:tc>
+          <w:tcPr>
+            <w:tcW w:w="2025" w:type="dxa"/>
+          </w:tcPr>
+          <w:p>
+            <w:pPr>
+              <w:jc w:val="center"/>
+            </w:pPr>
+            <w:r>
+              <w:rPr>
+                <w:rFonts w:ascii="Arial" w:hAnsi="Arial"/>
+                <w:sz w:val="14"/>
+              </w:rPr>
+              <w:t>1% - 2%</w:t>
+            </w:r>
+            <w:r>
+              <w:br/>
+            </w:r>
+            <w:r>
+              <w:rPr>
+                <w:rFonts w:ascii="Arial" w:hAnsi="Arial"/>
+                <w:sz w:val="14"/>
+              </w:rPr>
+              <w:t>дозирующая система ProMax</w:t>
+            </w:r>
+          </w:p>
+        </w:tc>
+        <w:tc>
+          <w:tcPr>
+            <w:tcW w:w="1183" w:type="dxa"/>
+          </w:tcPr>
+          <w:p>
+            <w:pPr>
+              <w:jc w:val="center"/>
+            </w:pPr>
+            <w:r>
+              <w:rPr>
+                <w:sz w:val="14"/>
+                <w:rFonts w:ascii="Arial" w:hAnsi="Arial"/>
+              </w:rPr>
+              <w:t xml:space="preserve">не ниже 40°C</w:t>
+            </w:r>
+          </w:p>
+        </w:tc>
+        <w:tc>
+          <w:tcPr>
+            <w:tcW w:w="1126" w:type="dxa"/>
+          </w:tcPr>
+          <w:p>
+            <w:pPr>
+              <w:jc w:val="center"/>
+            </w:pPr>
+            <w:r>
+              <w:rPr>
+                <w:sz w:val="14"/>
+                <w:rFonts w:ascii="Arial" w:hAnsi="Arial"/>
+              </w:rPr>
+              <w:t xml:space="preserve">___________</w:t>
+            </w:r>
+          </w:p>
+        </w:tc>
+        <w:tc>
+          <w:tcPr>
+            <w:tcW w:w="510" w:type="dxa"/>
+            <w:vMerge/>
+            <w:noWrap/>
+            <w:tcMar>
+              <w:left w:w="0" w:type="dxa"/>
+              <w:right w:w="0" w:type="dxa"/>
+            </w:tcMar>
+            <w:textDirection w:val="btLr"/>
+            <w:tcFitText/>
+            <w:vAlign w:val="center"/>
+          </w:tcPr>
+          <w:p/>
+        </w:tc>
+        <w:tc>
+          <w:tcPr>
+            <w:tcW w:w="958" w:type="dxa"/>
+            <w:vMerge/>
+          </w:tcPr>
+          <w:p/>
+        </w:tc>
+        <w:tc>
+          <w:tcPr>
+            <w:tcW w:w="1351" w:type="dxa"/>
+            <w:vMerge/>
+          </w:tcPr>
+          <w:p/>
+        </w:tc>
+        <w:tc>
+          <w:tcPr>
+            <w:tcW w:w="1688" w:type="dxa"/>
+            <w:vMerge/>
+          </w:tcPr>
+          <w:p/>
+        </w:tc>
+      </w:tr>
+      <w:tr>
+        <w:tc>
+          <w:tcPr>
+            <w:tcW w:w="1688" w:type="dxa"/>
+            <w:vMerge w:val="restart"/>
+          </w:tcPr>
+          <w:p>
+            <w:r>
+              <w:rPr>
+                <w:sz w:val="14"/>
+                <w:rFonts w:ascii="Arial" w:hAnsi="Arial"/>
+              </w:rPr>
+              <w:t xml:space="preserve">слайсер промышленный</w:t>
+            </w:r>
+          </w:p>
+        </w:tc>
+        <w:tc>
+          <w:tcPr>
+            <w:tcW w:w="1408" w:type="dxa"/>
+          </w:tcPr>
+          <w:p>
+            <w:r>
+              <w:rPr>
+                <w:sz w:val="14"/>
+                <w:rFonts w:ascii="Arial" w:hAnsi="Arial"/>
+              </w:rPr>
+              <w:t xml:space="preserve">мойка</w:t>
+            </w:r>
+          </w:p>
+        </w:tc>
+        <w:tc>
+          <w:tcPr>
+            <w:tcW w:w="506" w:type="dxa"/>
+            <w:vMerge w:val="restart"/>
+            <w:tcMar>
+              <w:left w:w="0" w:type="dxa"/>
+              <w:right w:w="0" w:type="dxa"/>
+            </w:tcMar>
+            <w:textDirection w:val="btLr"/>
+            <w:vAlign w:val="center"/>
+          </w:tcPr>
+          <w:p>
+            <w:pPr>
+              <w:ind w:left="113" w:right="113"/>
+              <w:jc w:val="center"/>
+            </w:pPr>
+            <w:r>
+              <w:rPr>
+                <w:sz w:val="14"/>
+                <w:rFonts w:ascii="Arial" w:hAnsi="Arial"/>
+              </w:rPr>
+              <w:t xml:space="preserve"/>
+            </w:r>
+          </w:p>
+        </w:tc>
+        <w:tc>
+          <w:tcPr>
+            <w:tcW w:w="1913" w:type="dxa"/>
+            <w:shd w:val="clear" w:color="auto" w:fill="99CCFF"/>
+          </w:tcPr>
+          <w:p>
+            <w:pPr>
+              <w:rPr>
+                <w:b/>
+                <w:bCs/>
+              </w:rPr>
+            </w:pPr>
+            <w:r>
+              <w:rPr>
+                <w:rFonts w:ascii="Arial" w:hAnsi="Arial"/>
+                <w:b/>
+                <w:sz w:val="14"/>
+              </w:rPr>
+              <w:t>ХИМИТЕК ЧУДОДЕЙ</w:t>
+            </w:r>
+            <w:r>
+              <w:rPr>
+                <w:rFonts w:ascii="Arial" w:hAnsi="Arial"/>
+                <w:b/>
+                <w:sz w:val="14"/>
+                <w:vertAlign w:val="superscript"/>
+              </w:rPr>
+              <w:t>®</w:t>
+            </w:r>
+            <w:r>
+              <w:rPr>
+                <w:rFonts w:ascii="Arial" w:hAnsi="Arial"/>
+                <w:b/>
+                <w:sz w:val="14"/>
+              </w:rPr>
+              <w:t>-КОМБИ-ПЕНАКТИВ</w:t>
+            </w:r>
+          </w:p>
+        </w:tc>
+        <w:tc>
+          <w:tcPr>
+            <w:tcW w:w="1520" w:type="dxa"/>
+          </w:tcPr>
+          <w:p>
+            <w:r>
+              <w:rPr>
+                <w:sz w:val="14"/>
+                <w:rFonts w:ascii="Arial" w:hAnsi="Arial"/>
+              </w:rPr>
+              <w:t xml:space="preserve">ручной (протирание, обработка щеткой)</w:t>
+            </w:r>
+          </w:p>
+        </w:tc>
+        <w:tc>
+          <w:tcPr>
+            <w:tcW w:w="2025" w:type="dxa"/>
+          </w:tcPr>
+          <w:p>
+            <w:pPr>
+              <w:jc w:val="center"/>
+            </w:pPr>
+            <w:r>
+              <w:rPr>
+                <w:rFonts w:ascii="Arial" w:hAnsi="Arial"/>
+                <w:sz w:val="14"/>
+              </w:rPr>
+              <w:t>2,0 % - 3,0 %</w:t>
+            </w:r>
+            <w:r>
+              <w:br/>
+            </w:r>
+            <w:r>
+              <w:rPr>
+                <w:rFonts w:ascii="Arial" w:hAnsi="Arial"/>
+                <w:sz w:val="14"/>
+              </w:rPr>
+              <w:t>спрей-система ProTwin</w:t>
+            </w:r>
+          </w:p>
+        </w:tc>
+        <w:tc>
+          <w:tcPr>
+            <w:tcW w:w="1183" w:type="dxa"/>
+          </w:tcPr>
+          <w:p>
+            <w:pPr>
+              <w:jc w:val="center"/>
+            </w:pPr>
+            <w:r>
+              <w:rPr>
+                <w:sz w:val="14"/>
+                <w:rFonts w:ascii="Arial" w:hAnsi="Arial"/>
+              </w:rPr>
+              <w:t xml:space="preserve">не ниже 40°C</w:t>
+            </w:r>
+          </w:p>
+        </w:tc>
+        <w:tc>
+          <w:tcPr>
+            <w:tcW w:w="1126" w:type="dxa"/>
+          </w:tcPr>
+          <w:p>
+            <w:pPr>
+              <w:jc w:val="center"/>
+            </w:pPr>
+            <w:r>
+              <w:rPr>
+                <w:sz w:val="14"/>
+                <w:rFonts w:ascii="Arial" w:hAnsi="Arial"/>
+              </w:rPr>
+              <w:t xml:space="preserve">___________</w:t>
+            </w:r>
+          </w:p>
+        </w:tc>
+        <w:tc>
+          <w:tcPr>
+            <w:tcW w:w="510" w:type="dxa"/>
+            <w:vMerge w:val="restart"/>
+            <w:noWrap/>
+            <w:tcMar>
+              <w:left w:w="0" w:type="dxa"/>
+              <w:right w:w="0" w:type="dxa"/>
+            </w:tcMar>
+            <w:textDirection w:val="btLr"/>
+            <w:tcFitText/>
+            <w:vAlign w:val="center"/>
+          </w:tcPr>
+          <w:p>
+            <w:pPr>
+              <w:ind w:left="113" w:right="113"/>
+              <w:jc w:val="center"/>
+              <w:rPr>
+                <w:b/>
+                <w:bCs/>
+              </w:rPr>
+            </w:pPr>
+            <w:r>
+              <w:rPr>
+                <w:sz w:val="14"/>
+                <w:rFonts w:ascii="Arial" w:hAnsi="Arial"/>
+                <w:b/>
+              </w:rPr>
+              <w:t xml:space="preserve">промаркированный</w:t>
+            </w:r>
+          </w:p>
+        </w:tc>
+        <w:tc>
+          <w:tcPr>
+            <w:tcW w:w="958" w:type="dxa"/>
+            <w:vMerge w:val="restart"/>
+          </w:tcPr>
+          <w:p>
+            <w:pPr>
+              <w:jc w:val="center"/>
+            </w:pPr>
+            <w:r>
+              <w:rPr>
+                <w:sz w:val="14"/>
+                <w:rFonts w:ascii="Arial" w:hAnsi="Arial"/>
+              </w:rPr>
+              <w:t xml:space="preserve">1 раз в смену</w:t>
+            </w:r>
+          </w:p>
+        </w:tc>
+        <w:tc>
+          <w:tcPr>
+            <w:tcW w:w="1351" w:type="dxa"/>
+            <w:vMerge w:val="restart"/>
+          </w:tcPr>
+          <w:p>
+            <w:r>
+              <w:rPr>
+                <w:sz w:val="14"/>
+                <w:rFonts w:ascii="Arial" w:hAnsi="Arial"/>
+              </w:rPr>
+              <w:t xml:space="preserve">сотрудник производства</w:t>
+            </w:r>
+          </w:p>
+        </w:tc>
+        <w:tc>
+          <w:tcPr>
+            <w:tcW w:w="1688" w:type="dxa"/>
+            <w:vMerge w:val="restart"/>
+          </w:tcPr>
+          <w:p>
+            <w:r>
+              <w:rPr>
+                <w:sz w:val="14"/>
+                <w:rFonts w:ascii="Arial" w:hAnsi="Arial"/>
+              </w:rPr>
+              <w:t xml:space="preserve">визуальный контроль, химический контроль, микробиологический контроль /сотрудник отдела качества</w:t>
+            </w:r>
+          </w:p>
+        </w:tc>
+      </w:tr>
+      <w:tr>
+        <w:tc>
+          <w:tcPr>
+            <w:tcW w:w="1688" w:type="dxa"/>
+            <w:vMerge/>
+          </w:tcPr>
+          <w:p/>
+        </w:tc>
+        <w:tc>
+          <w:tcPr>
+            <w:tcW w:w="1408" w:type="dxa"/>
+          </w:tcPr>
+          <w:p>
+            <w:r>
+              <w:rPr>
+                <w:sz w:val="14"/>
+                <w:rFonts w:ascii="Arial" w:hAnsi="Arial"/>
+              </w:rPr>
+              <w:t xml:space="preserve">дезинфекция</w:t>
+            </w:r>
+          </w:p>
+        </w:tc>
+        <w:tc>
+          <w:tcPr>
+            <w:tcW w:w="506" w:type="dxa"/>
+            <w:vMerge/>
+            <w:tcMar>
+              <w:left w:w="0" w:type="dxa"/>
+              <w:right w:w="0" w:type="dxa"/>
+            </w:tcMar>
+            <w:textDirection w:val="btLr"/>
+            <w:vAlign w:val="center"/>
+          </w:tcPr>
+          <w:p/>
+        </w:tc>
+        <w:tc>
+          <w:tcPr>
+            <w:tcW w:w="1913" w:type="dxa"/>
+            <w:shd w:val="clear" w:color="auto" w:fill="FFFFCC"/>
+          </w:tcPr>
+          <w:p>
+            <w:pPr>
+              <w:rPr>
+                <w:b/>
+                <w:bCs/>
+              </w:rPr>
+            </w:pPr>
+            <w:r>
+              <w:rPr>
+                <w:rFonts w:ascii="Arial" w:hAnsi="Arial"/>
+                <w:b/>
+                <w:sz w:val="14"/>
+              </w:rPr>
+              <w:t>ПОЛИДЕЗ</w:t>
+            </w:r>
+            <w:r>
+              <w:rPr>
+                <w:rFonts w:ascii="Arial" w:hAnsi="Arial"/>
+                <w:b/>
+                <w:sz w:val="14"/>
+                <w:vertAlign w:val="superscript"/>
+              </w:rPr>
+              <w:t>®</w:t>
+            </w:r>
+          </w:p>
+        </w:tc>
+        <w:tc>
+          <w:tcPr>
+            <w:tcW w:w="1520" w:type="dxa"/>
+          </w:tcPr>
+          <w:p>
+            <w:r>
+              <w:rPr>
+                <w:sz w:val="14"/>
+                <w:rFonts w:ascii="Arial" w:hAnsi="Arial"/>
+              </w:rPr>
+              <w:t xml:space="preserve">ручной (протирание)</w:t>
+            </w:r>
+          </w:p>
+        </w:tc>
+        <w:tc>
+          <w:tcPr>
+            <w:tcW w:w="2025" w:type="dxa"/>
+          </w:tcPr>
+          <w:p>
+            <w:pPr>
+              <w:jc w:val="center"/>
+            </w:pPr>
+            <w:r>
+              <w:rPr>
+                <w:rFonts w:ascii="Arial" w:hAnsi="Arial"/>
+                <w:sz w:val="14"/>
+              </w:rPr>
+              <w:t>1,0 %</w:t>
+            </w:r>
+            <w:r>
+              <w:br/>
+            </w:r>
+            <w:r>
+              <w:rPr>
+                <w:rFonts w:ascii="Arial" w:hAnsi="Arial"/>
+                <w:sz w:val="14"/>
+              </w:rPr>
+              <w:t>спрей-система ProTwin</w:t>
+            </w:r>
+          </w:p>
+        </w:tc>
+        <w:tc>
+          <w:tcPr>
+            <w:tcW w:w="1183" w:type="dxa"/>
+          </w:tcPr>
+          <w:p>
+            <w:pPr>
+              <w:jc w:val="center"/>
+            </w:pPr>
+            <w:r>
+              <w:rPr>
+                <w:sz w:val="14"/>
+                <w:rFonts w:ascii="Arial" w:hAnsi="Arial"/>
+              </w:rPr>
+              <w:t xml:space="preserve">18-20 °C</w:t>
+            </w:r>
+          </w:p>
+        </w:tc>
+        <w:tc>
+          <w:tcPr>
+            <w:tcW w:w="1126" w:type="dxa"/>
+          </w:tcPr>
+          <w:p>
+            <w:pPr>
+              <w:jc w:val="center"/>
+            </w:pPr>
+            <w:r>
+              <w:rPr>
+                <w:sz w:val="14"/>
+                <w:rFonts w:ascii="Arial" w:hAnsi="Arial"/>
+              </w:rPr>
+              <w:t xml:space="preserve">20 мин</w:t>
+            </w:r>
+          </w:p>
+        </w:tc>
+        <w:tc>
+          <w:tcPr>
+            <w:tcW w:w="510" w:type="dxa"/>
+            <w:vMerge/>
+            <w:noWrap/>
+            <w:tcMar>
+              <w:left w:w="0" w:type="dxa"/>
+              <w:right w:w="0" w:type="dxa"/>
+            </w:tcMar>
+            <w:textDirection w:val="btLr"/>
+            <w:tcFitText/>
+            <w:vAlign w:val="center"/>
+          </w:tcPr>
+          <w:p/>
+        </w:tc>
+        <w:tc>
+          <w:tcPr>
+            <w:tcW w:w="958" w:type="dxa"/>
+            <w:vMerge/>
+          </w:tcPr>
+          <w:p/>
+        </w:tc>
+        <w:tc>
+          <w:tcPr>
+            <w:tcW w:w="1351" w:type="dxa"/>
+            <w:vMerge/>
+          </w:tcPr>
+          <w:p/>
+        </w:tc>
+        <w:tc>
+          <w:tcPr>
+            <w:tcW w:w="1688" w:type="dxa"/>
+            <w:vMerge/>
+          </w:tcPr>
+          <w:p/>
+        </w:tc>
+      </w:tr>
+      <w:tr>
+        <w:tc>
+          <w:tcPr>
             <w:tcW w:w="15876" w:type="dxa"/>
             <w:gridSpan w:val="12"/>
           </w:tcPr>
@@ -8664,7 +11460,7 @@
                 <w:sz w:val="14"/>
                 <w:rFonts w:ascii="Arial" w:hAnsi="Arial"/>
               </w:rPr>
-              <w:t xml:space="preserve">вакуумные упаковщики</w:t>
+              <w:t xml:space="preserve">гидравлические тележки</w:t>
             </w:r>
           </w:p>
         </w:tc>
@@ -8797,7 +11593,7 @@
                 <w:sz w:val="14"/>
                 <w:rFonts w:ascii="Arial" w:hAnsi="Arial"/>
               </w:rPr>
-              <w:t xml:space="preserve">вешала</w:t>
+              <w:t xml:space="preserve">горизонтальная упаковочная машина</w:t>
             </w:r>
           </w:p>
         </w:tc>
@@ -8930,7 +11726,7 @@
                 <w:sz w:val="14"/>
                 <w:rFonts w:ascii="Arial" w:hAnsi="Arial"/>
               </w:rPr>
-              <w:t xml:space="preserve">внутрицеховая тара (вёдра, ящики)</w:t>
+              <w:t xml:space="preserve">дозаторы для мыла и антисептика</w:t>
             </w:r>
           </w:p>
         </w:tc>
@@ -9063,7 +11859,7 @@
                 <w:sz w:val="14"/>
                 <w:rFonts w:ascii="Arial" w:hAnsi="Arial"/>
               </w:rPr>
-              <w:t xml:space="preserve">гидравлические тележки</w:t>
+              <w:t xml:space="preserve">крючки</w:t>
             </w:r>
           </w:p>
         </w:tc>
@@ -9196,7 +11992,7 @@
                 <w:sz w:val="14"/>
                 <w:rFonts w:ascii="Arial" w:hAnsi="Arial"/>
               </w:rPr>
-              <w:t xml:space="preserve">горизонтальная упаковочная машина</w:t>
+              <w:t xml:space="preserve">морозильный ларь</w:t>
             </w:r>
           </w:p>
         </w:tc>
@@ -9329,7 +12125,7 @@
                 <w:sz w:val="14"/>
                 <w:rFonts w:ascii="Arial" w:hAnsi="Arial"/>
               </w:rPr>
-              <w:t xml:space="preserve">дозаторы для мыла и антисептика</w:t>
+              <w:t xml:space="preserve">ножи разделочные</w:t>
             </w:r>
           </w:p>
         </w:tc>
@@ -9462,7 +12258,7 @@
                 <w:sz w:val="14"/>
                 <w:rFonts w:ascii="Arial" w:hAnsi="Arial"/>
               </w:rPr>
-              <w:t xml:space="preserve">крючки</w:t>
+              <w:t xml:space="preserve">передвижные ёмкости</w:t>
             </w:r>
           </w:p>
         </w:tc>
@@ -9595,7 +12391,7 @@
                 <w:sz w:val="14"/>
                 <w:rFonts w:ascii="Arial" w:hAnsi="Arial"/>
               </w:rPr>
-              <w:t xml:space="preserve">морозильный ларь</w:t>
+              <w:t xml:space="preserve">пластиковые паллеты</w:t>
             </w:r>
           </w:p>
         </w:tc>
@@ -9728,7 +12524,7 @@
                 <w:sz w:val="14"/>
                 <w:rFonts w:ascii="Arial" w:hAnsi="Arial"/>
               </w:rPr>
-              <w:t xml:space="preserve">ножи разделочные</w:t>
+              <w:t xml:space="preserve">пластиковые подкаты</w:t>
             </w:r>
           </w:p>
         </w:tc>
@@ -9861,7 +12657,7 @@
                 <w:sz w:val="14"/>
                 <w:rFonts w:ascii="Arial" w:hAnsi="Arial"/>
               </w:rPr>
-              <w:t xml:space="preserve">передвижные ёмкости</w:t>
+              <w:t xml:space="preserve">рама</w:t>
             </w:r>
           </w:p>
         </w:tc>
@@ -9994,7 +12790,7 @@
                 <w:sz w:val="14"/>
                 <w:rFonts w:ascii="Arial" w:hAnsi="Arial"/>
               </w:rPr>
-              <w:t xml:space="preserve">пластиковые паллеты</w:t>
+              <w:t xml:space="preserve">рамочный контейнер для отходов</w:t>
             </w:r>
           </w:p>
         </w:tc>
@@ -10127,7 +12923,7 @@
                 <w:sz w:val="14"/>
                 <w:rFonts w:ascii="Arial" w:hAnsi="Arial"/>
               </w:rPr>
-              <w:t xml:space="preserve">пластиковые подкаты</w:t>
+              <w:t xml:space="preserve">резиновые коврики</w:t>
             </w:r>
           </w:p>
         </w:tc>
@@ -10260,539 +13056,7 @@
                 <w:sz w:val="14"/>
                 <w:rFonts w:ascii="Arial" w:hAnsi="Arial"/>
               </w:rPr>
-              <w:t xml:space="preserve">рама</w:t>
-            </w:r>
-          </w:p>
-        </w:tc>
-        <w:tc>
-          <w:tcPr>
-            <w:tcW w:w="1408" w:type="dxa"/>
-          </w:tcPr>
-          <w:p/>
-        </w:tc>
-        <w:tc>
-          <w:tcPr>
-            <w:tcW w:w="506" w:type="dxa"/>
-            <w:tcMar>
-              <w:left w:w="0" w:type="dxa"/>
-              <w:right w:w="0" w:type="dxa"/>
-            </w:tcMar>
-            <w:textDirection w:val="btLr"/>
-            <w:vAlign w:val="center"/>
-          </w:tcPr>
-          <w:p>
-            <w:pPr>
-              <w:ind w:left="113" w:right="113"/>
-              <w:jc w:val="center"/>
-            </w:pPr>
-          </w:p>
-        </w:tc>
-        <w:tc>
-          <w:tcPr>
-            <w:tcW w:w="1913" w:type="dxa"/>
-          </w:tcPr>
-          <w:p>
-            <w:pPr>
-              <w:rPr>
-                <w:b/>
-                <w:bCs/>
-              </w:rPr>
-            </w:pPr>
-          </w:p>
-        </w:tc>
-        <w:tc>
-          <w:tcPr>
-            <w:tcW w:w="1520" w:type="dxa"/>
-          </w:tcPr>
-          <w:p/>
-        </w:tc>
-        <w:tc>
-          <w:tcPr>
-            <w:tcW w:w="2025" w:type="dxa"/>
-          </w:tcPr>
-          <w:p>
-            <w:pPr>
-              <w:jc w:val="center"/>
-            </w:pPr>
-          </w:p>
-        </w:tc>
-        <w:tc>
-          <w:tcPr>
-            <w:tcW w:w="1183" w:type="dxa"/>
-          </w:tcPr>
-          <w:p>
-            <w:pPr>
-              <w:jc w:val="center"/>
-            </w:pPr>
-          </w:p>
-        </w:tc>
-        <w:tc>
-          <w:tcPr>
-            <w:tcW w:w="1126" w:type="dxa"/>
-          </w:tcPr>
-          <w:p>
-            <w:pPr>
-              <w:jc w:val="center"/>
-            </w:pPr>
-          </w:p>
-        </w:tc>
-        <w:tc>
-          <w:tcPr>
-            <w:tcW w:w="510" w:type="dxa"/>
-            <w:noWrap/>
-            <w:tcMar>
-              <w:left w:w="0" w:type="dxa"/>
-              <w:right w:w="0" w:type="dxa"/>
-            </w:tcMar>
-            <w:textDirection w:val="btLr"/>
-            <w:tcFitText/>
-            <w:vAlign w:val="center"/>
-          </w:tcPr>
-          <w:p>
-            <w:pPr>
-              <w:ind w:left="113" w:right="113"/>
-              <w:jc w:val="center"/>
-              <w:rPr>
-                <w:b/>
-                <w:bCs/>
-              </w:rPr>
-            </w:pPr>
-          </w:p>
-        </w:tc>
-        <w:tc>
-          <w:tcPr>
-            <w:tcW w:w="958" w:type="dxa"/>
-          </w:tcPr>
-          <w:p>
-            <w:pPr>
-              <w:jc w:val="center"/>
-            </w:pPr>
-          </w:p>
-        </w:tc>
-        <w:tc>
-          <w:tcPr>
-            <w:tcW w:w="1351" w:type="dxa"/>
-          </w:tcPr>
-          <w:p/>
-        </w:tc>
-        <w:tc>
-          <w:tcPr>
-            <w:tcW w:w="1688" w:type="dxa"/>
-          </w:tcPr>
-          <w:p/>
-        </w:tc>
-      </w:tr>
-      <w:tr>
-        <w:tc>
-          <w:tcPr>
-            <w:tcW w:w="1688" w:type="dxa"/>
-          </w:tcPr>
-          <w:p>
-            <w:r>
-              <w:rPr>
-                <w:sz w:val="14"/>
-                <w:rFonts w:ascii="Arial" w:hAnsi="Arial"/>
-              </w:rPr>
-              <w:t xml:space="preserve">рамочный контейнер для отходов</w:t>
-            </w:r>
-          </w:p>
-        </w:tc>
-        <w:tc>
-          <w:tcPr>
-            <w:tcW w:w="1408" w:type="dxa"/>
-          </w:tcPr>
-          <w:p/>
-        </w:tc>
-        <w:tc>
-          <w:tcPr>
-            <w:tcW w:w="506" w:type="dxa"/>
-            <w:tcMar>
-              <w:left w:w="0" w:type="dxa"/>
-              <w:right w:w="0" w:type="dxa"/>
-            </w:tcMar>
-            <w:textDirection w:val="btLr"/>
-            <w:vAlign w:val="center"/>
-          </w:tcPr>
-          <w:p>
-            <w:pPr>
-              <w:ind w:left="113" w:right="113"/>
-              <w:jc w:val="center"/>
-            </w:pPr>
-          </w:p>
-        </w:tc>
-        <w:tc>
-          <w:tcPr>
-            <w:tcW w:w="1913" w:type="dxa"/>
-          </w:tcPr>
-          <w:p>
-            <w:pPr>
-              <w:rPr>
-                <w:b/>
-                <w:bCs/>
-              </w:rPr>
-            </w:pPr>
-          </w:p>
-        </w:tc>
-        <w:tc>
-          <w:tcPr>
-            <w:tcW w:w="1520" w:type="dxa"/>
-          </w:tcPr>
-          <w:p/>
-        </w:tc>
-        <w:tc>
-          <w:tcPr>
-            <w:tcW w:w="2025" w:type="dxa"/>
-          </w:tcPr>
-          <w:p>
-            <w:pPr>
-              <w:jc w:val="center"/>
-            </w:pPr>
-          </w:p>
-        </w:tc>
-        <w:tc>
-          <w:tcPr>
-            <w:tcW w:w="1183" w:type="dxa"/>
-          </w:tcPr>
-          <w:p>
-            <w:pPr>
-              <w:jc w:val="center"/>
-            </w:pPr>
-          </w:p>
-        </w:tc>
-        <w:tc>
-          <w:tcPr>
-            <w:tcW w:w="1126" w:type="dxa"/>
-          </w:tcPr>
-          <w:p>
-            <w:pPr>
-              <w:jc w:val="center"/>
-            </w:pPr>
-          </w:p>
-        </w:tc>
-        <w:tc>
-          <w:tcPr>
-            <w:tcW w:w="510" w:type="dxa"/>
-            <w:noWrap/>
-            <w:tcMar>
-              <w:left w:w="0" w:type="dxa"/>
-              <w:right w:w="0" w:type="dxa"/>
-            </w:tcMar>
-            <w:textDirection w:val="btLr"/>
-            <w:tcFitText/>
-            <w:vAlign w:val="center"/>
-          </w:tcPr>
-          <w:p>
-            <w:pPr>
-              <w:ind w:left="113" w:right="113"/>
-              <w:jc w:val="center"/>
-              <w:rPr>
-                <w:b/>
-                <w:bCs/>
-              </w:rPr>
-            </w:pPr>
-          </w:p>
-        </w:tc>
-        <w:tc>
-          <w:tcPr>
-            <w:tcW w:w="958" w:type="dxa"/>
-          </w:tcPr>
-          <w:p>
-            <w:pPr>
-              <w:jc w:val="center"/>
-            </w:pPr>
-          </w:p>
-        </w:tc>
-        <w:tc>
-          <w:tcPr>
-            <w:tcW w:w="1351" w:type="dxa"/>
-          </w:tcPr>
-          <w:p/>
-        </w:tc>
-        <w:tc>
-          <w:tcPr>
-            <w:tcW w:w="1688" w:type="dxa"/>
-          </w:tcPr>
-          <w:p/>
-        </w:tc>
-      </w:tr>
-      <w:tr>
-        <w:tc>
-          <w:tcPr>
-            <w:tcW w:w="1688" w:type="dxa"/>
-          </w:tcPr>
-          <w:p>
-            <w:r>
-              <w:rPr>
-                <w:sz w:val="14"/>
-                <w:rFonts w:ascii="Arial" w:hAnsi="Arial"/>
-              </w:rPr>
-              <w:t xml:space="preserve">резиновые коврики</w:t>
-            </w:r>
-          </w:p>
-        </w:tc>
-        <w:tc>
-          <w:tcPr>
-            <w:tcW w:w="1408" w:type="dxa"/>
-          </w:tcPr>
-          <w:p/>
-        </w:tc>
-        <w:tc>
-          <w:tcPr>
-            <w:tcW w:w="506" w:type="dxa"/>
-            <w:tcMar>
-              <w:left w:w="0" w:type="dxa"/>
-              <w:right w:w="0" w:type="dxa"/>
-            </w:tcMar>
-            <w:textDirection w:val="btLr"/>
-            <w:vAlign w:val="center"/>
-          </w:tcPr>
-          <w:p>
-            <w:pPr>
-              <w:ind w:left="113" w:right="113"/>
-              <w:jc w:val="center"/>
-            </w:pPr>
-          </w:p>
-        </w:tc>
-        <w:tc>
-          <w:tcPr>
-            <w:tcW w:w="1913" w:type="dxa"/>
-          </w:tcPr>
-          <w:p>
-            <w:pPr>
-              <w:rPr>
-                <w:b/>
-                <w:bCs/>
-              </w:rPr>
-            </w:pPr>
-          </w:p>
-        </w:tc>
-        <w:tc>
-          <w:tcPr>
-            <w:tcW w:w="1520" w:type="dxa"/>
-          </w:tcPr>
-          <w:p/>
-        </w:tc>
-        <w:tc>
-          <w:tcPr>
-            <w:tcW w:w="2025" w:type="dxa"/>
-          </w:tcPr>
-          <w:p>
-            <w:pPr>
-              <w:jc w:val="center"/>
-            </w:pPr>
-          </w:p>
-        </w:tc>
-        <w:tc>
-          <w:tcPr>
-            <w:tcW w:w="1183" w:type="dxa"/>
-          </w:tcPr>
-          <w:p>
-            <w:pPr>
-              <w:jc w:val="center"/>
-            </w:pPr>
-          </w:p>
-        </w:tc>
-        <w:tc>
-          <w:tcPr>
-            <w:tcW w:w="1126" w:type="dxa"/>
-          </w:tcPr>
-          <w:p>
-            <w:pPr>
-              <w:jc w:val="center"/>
-            </w:pPr>
-          </w:p>
-        </w:tc>
-        <w:tc>
-          <w:tcPr>
-            <w:tcW w:w="510" w:type="dxa"/>
-            <w:noWrap/>
-            <w:tcMar>
-              <w:left w:w="0" w:type="dxa"/>
-              <w:right w:w="0" w:type="dxa"/>
-            </w:tcMar>
-            <w:textDirection w:val="btLr"/>
-            <w:tcFitText/>
-            <w:vAlign w:val="center"/>
-          </w:tcPr>
-          <w:p>
-            <w:pPr>
-              <w:ind w:left="113" w:right="113"/>
-              <w:jc w:val="center"/>
-              <w:rPr>
-                <w:b/>
-                <w:bCs/>
-              </w:rPr>
-            </w:pPr>
-          </w:p>
-        </w:tc>
-        <w:tc>
-          <w:tcPr>
-            <w:tcW w:w="958" w:type="dxa"/>
-          </w:tcPr>
-          <w:p>
-            <w:pPr>
-              <w:jc w:val="center"/>
-            </w:pPr>
-          </w:p>
-        </w:tc>
-        <w:tc>
-          <w:tcPr>
-            <w:tcW w:w="1351" w:type="dxa"/>
-          </w:tcPr>
-          <w:p/>
-        </w:tc>
-        <w:tc>
-          <w:tcPr>
-            <w:tcW w:w="1688" w:type="dxa"/>
-          </w:tcPr>
-          <w:p/>
-        </w:tc>
-      </w:tr>
-      <w:tr>
-        <w:tc>
-          <w:tcPr>
-            <w:tcW w:w="1688" w:type="dxa"/>
-          </w:tcPr>
-          <w:p>
-            <w:r>
-              <w:rPr>
-                <w:sz w:val="14"/>
-                <w:rFonts w:ascii="Arial" w:hAnsi="Arial"/>
-              </w:rPr>
               <w:t xml:space="preserve">сапоги</w:t>
-            </w:r>
-          </w:p>
-        </w:tc>
-        <w:tc>
-          <w:tcPr>
-            <w:tcW w:w="1408" w:type="dxa"/>
-          </w:tcPr>
-          <w:p/>
-        </w:tc>
-        <w:tc>
-          <w:tcPr>
-            <w:tcW w:w="506" w:type="dxa"/>
-            <w:tcMar>
-              <w:left w:w="0" w:type="dxa"/>
-              <w:right w:w="0" w:type="dxa"/>
-            </w:tcMar>
-            <w:textDirection w:val="btLr"/>
-            <w:vAlign w:val="center"/>
-          </w:tcPr>
-          <w:p>
-            <w:pPr>
-              <w:ind w:left="113" w:right="113"/>
-              <w:jc w:val="center"/>
-            </w:pPr>
-          </w:p>
-        </w:tc>
-        <w:tc>
-          <w:tcPr>
-            <w:tcW w:w="1913" w:type="dxa"/>
-          </w:tcPr>
-          <w:p>
-            <w:pPr>
-              <w:rPr>
-                <w:b/>
-                <w:bCs/>
-              </w:rPr>
-            </w:pPr>
-          </w:p>
-        </w:tc>
-        <w:tc>
-          <w:tcPr>
-            <w:tcW w:w="1520" w:type="dxa"/>
-          </w:tcPr>
-          <w:p/>
-        </w:tc>
-        <w:tc>
-          <w:tcPr>
-            <w:tcW w:w="2025" w:type="dxa"/>
-          </w:tcPr>
-          <w:p>
-            <w:pPr>
-              <w:jc w:val="center"/>
-            </w:pPr>
-          </w:p>
-        </w:tc>
-        <w:tc>
-          <w:tcPr>
-            <w:tcW w:w="1183" w:type="dxa"/>
-          </w:tcPr>
-          <w:p>
-            <w:pPr>
-              <w:jc w:val="center"/>
-            </w:pPr>
-          </w:p>
-        </w:tc>
-        <w:tc>
-          <w:tcPr>
-            <w:tcW w:w="1126" w:type="dxa"/>
-          </w:tcPr>
-          <w:p>
-            <w:pPr>
-              <w:jc w:val="center"/>
-            </w:pPr>
-          </w:p>
-        </w:tc>
-        <w:tc>
-          <w:tcPr>
-            <w:tcW w:w="510" w:type="dxa"/>
-            <w:noWrap/>
-            <w:tcMar>
-              <w:left w:w="0" w:type="dxa"/>
-              <w:right w:w="0" w:type="dxa"/>
-            </w:tcMar>
-            <w:textDirection w:val="btLr"/>
-            <w:tcFitText/>
-            <w:vAlign w:val="center"/>
-          </w:tcPr>
-          <w:p>
-            <w:pPr>
-              <w:ind w:left="113" w:right="113"/>
-              <w:jc w:val="center"/>
-              <w:rPr>
-                <w:b/>
-                <w:bCs/>
-              </w:rPr>
-            </w:pPr>
-          </w:p>
-        </w:tc>
-        <w:tc>
-          <w:tcPr>
-            <w:tcW w:w="958" w:type="dxa"/>
-          </w:tcPr>
-          <w:p>
-            <w:pPr>
-              <w:jc w:val="center"/>
-            </w:pPr>
-          </w:p>
-        </w:tc>
-        <w:tc>
-          <w:tcPr>
-            <w:tcW w:w="1351" w:type="dxa"/>
-          </w:tcPr>
-          <w:p/>
-        </w:tc>
-        <w:tc>
-          <w:tcPr>
-            <w:tcW w:w="1688" w:type="dxa"/>
-          </w:tcPr>
-          <w:p/>
-        </w:tc>
-      </w:tr>
-      <w:tr>
-        <w:tc>
-          <w:tcPr>
-            <w:tcW w:w="1688" w:type="dxa"/>
-          </w:tcPr>
-          <w:p>
-            <w:r>
-              <w:rPr>
-                <w:sz w:val="14"/>
-                <w:rFonts w:ascii="Arial" w:hAnsi="Arial"/>
-              </w:rPr>
-              <w:t xml:space="preserve">слайсерпромышленный</w:t>
             </w:r>
           </w:p>
         </w:tc>
